--- a/flow/20230914_vu_template/drafts/2024-12-u/15-НД-25_ПП-Праотців-Єлевтерія-г8.docx
+++ b/flow/20230914_vu_template/drafts/2024-12-u/15-НД-25_ПП-Праотців-Єлевтерія-г8.docx
@@ -139,19 +139,17 @@
       </w:pPr>
       <w:r>
         <w:rPr>
-          <w:rFonts w:ascii="Times New Roman" w:eastAsia="Times New Roman" w:hAnsi="Times New Roman" w:cs="Times New Roman"/>
-          <w:i/>
-          <w:color w:val="FF0000"/>
-          <w:sz w:val="24"/>
-          <w:szCs w:val="24"/>
+          <w:rFonts w:ascii="Times New Roman" w:hAnsi="Times New Roman"/>
+          <w:i/>
+          <w:color w:val="FF0000"/>
+          <w:sz w:val="24"/>
         </w:rPr>
         <w:t>Священник:</w:t>
       </w:r>
       <w:r>
         <w:rPr>
-          <w:rFonts w:ascii="Times New Roman" w:eastAsia="Times New Roman" w:hAnsi="Times New Roman" w:cs="Times New Roman"/>
-          <w:sz w:val="24"/>
-          <w:szCs w:val="24"/>
+          <w:rFonts w:ascii="Times New Roman" w:hAnsi="Times New Roman"/>
+          <w:sz w:val="24"/>
         </w:rPr>
         <w:t xml:space="preserve"> Благословенний Бог наш завжди, нині і повсякчас, і на віки віків.</w:t>
       </w:r>
@@ -368,19 +366,17 @@
       </w:pPr>
       <w:r>
         <w:rPr>
-          <w:rFonts w:ascii="Times New Roman" w:eastAsia="Times New Roman" w:hAnsi="Times New Roman" w:cs="Times New Roman"/>
-          <w:i/>
-          <w:color w:val="FF0000"/>
-          <w:sz w:val="24"/>
-          <w:szCs w:val="24"/>
+          <w:rFonts w:ascii="Times New Roman" w:hAnsi="Times New Roman"/>
+          <w:i/>
+          <w:color w:val="FF0000"/>
+          <w:sz w:val="24"/>
         </w:rPr>
         <w:t>Священник:</w:t>
       </w:r>
       <w:r>
         <w:rPr>
-          <w:rFonts w:ascii="Times New Roman" w:eastAsia="Times New Roman" w:hAnsi="Times New Roman" w:cs="Times New Roman"/>
-          <w:sz w:val="24"/>
-          <w:szCs w:val="24"/>
+          <w:rFonts w:ascii="Times New Roman" w:hAnsi="Times New Roman"/>
+          <w:sz w:val="24"/>
         </w:rPr>
         <w:t xml:space="preserve"> Бо Твоє є царство, і сила, і слава, Отця, і Сина, і Святого Духа, нині, і повсякчас, і на віки віків.</w:t>
       </w:r>
@@ -2325,19 +2321,17 @@
       </w:pPr>
       <w:r>
         <w:rPr>
-          <w:rFonts w:ascii="Times New Roman" w:eastAsia="Times New Roman" w:hAnsi="Times New Roman" w:cs="Times New Roman"/>
-          <w:i/>
-          <w:color w:val="FF0000"/>
-          <w:sz w:val="24"/>
-          <w:szCs w:val="24"/>
+          <w:rFonts w:ascii="Times New Roman" w:hAnsi="Times New Roman"/>
+          <w:i/>
+          <w:color w:val="FF0000"/>
+          <w:sz w:val="24"/>
         </w:rPr>
         <w:t>Священник:</w:t>
       </w:r>
       <w:r>
         <w:rPr>
-          <w:rFonts w:ascii="Times New Roman" w:eastAsia="Times New Roman" w:hAnsi="Times New Roman" w:cs="Times New Roman"/>
-          <w:sz w:val="24"/>
-          <w:szCs w:val="24"/>
+          <w:rFonts w:ascii="Times New Roman" w:hAnsi="Times New Roman"/>
+          <w:sz w:val="24"/>
         </w:rPr>
         <w:t xml:space="preserve"> Бо Тобі належить усяка слава, честь і поклоніння, Отцю, і Сину, і Святому Духові, нині, і повсякчас, і на віки віків.</w:t>
       </w:r>
@@ -2901,19 +2895,17 @@
       </w:pPr>
       <w:r>
         <w:rPr>
-          <w:rFonts w:ascii="Times New Roman" w:eastAsia="Times New Roman" w:hAnsi="Times New Roman" w:cs="Times New Roman"/>
-          <w:i/>
-          <w:color w:val="FF0000"/>
-          <w:sz w:val="24"/>
-          <w:szCs w:val="24"/>
+          <w:rFonts w:ascii="Times New Roman" w:hAnsi="Times New Roman"/>
+          <w:i/>
+          <w:color w:val="FF0000"/>
+          <w:sz w:val="24"/>
         </w:rPr>
         <w:t>Священник:</w:t>
       </w:r>
       <w:r>
         <w:rPr>
-          <w:rFonts w:ascii="Times New Roman" w:eastAsia="Times New Roman" w:hAnsi="Times New Roman" w:cs="Times New Roman"/>
-          <w:sz w:val="24"/>
-          <w:szCs w:val="24"/>
+          <w:rFonts w:ascii="Times New Roman" w:hAnsi="Times New Roman"/>
+          <w:sz w:val="24"/>
         </w:rPr>
         <w:t xml:space="preserve"> Бо Твоя є влада і Твоє є царство, і сила, і слава, Отця, і Сина, і Святого Духа, нині, і повсякчас, і на віки віків.</w:t>
       </w:r>
@@ -4442,19 +4434,17 @@
       </w:pPr>
       <w:r>
         <w:rPr>
-          <w:rFonts w:ascii="Times New Roman" w:eastAsia="Times New Roman" w:hAnsi="Times New Roman" w:cs="Times New Roman"/>
-          <w:i/>
-          <w:color w:val="FF0000"/>
-          <w:sz w:val="24"/>
-          <w:szCs w:val="24"/>
+          <w:rFonts w:ascii="Times New Roman" w:hAnsi="Times New Roman"/>
+          <w:i/>
+          <w:color w:val="FF0000"/>
+          <w:sz w:val="24"/>
         </w:rPr>
         <w:t>Священник:</w:t>
       </w:r>
       <w:r>
         <w:rPr>
-          <w:rFonts w:ascii="Times New Roman" w:eastAsia="Times New Roman" w:hAnsi="Times New Roman" w:cs="Times New Roman"/>
-          <w:sz w:val="24"/>
-          <w:szCs w:val="24"/>
+          <w:rFonts w:ascii="Times New Roman" w:hAnsi="Times New Roman"/>
+          <w:sz w:val="24"/>
         </w:rPr>
         <w:t xml:space="preserve"> Мир всім.</w:t>
       </w:r>
@@ -5156,23 +5146,19 @@
       </w:pPr>
       <w:r>
         <w:rPr>
-          <w:rFonts w:ascii="Times New Roman" w:eastAsia="Times New Roman" w:hAnsi="Times New Roman" w:cs="Times New Roman"/>
-          <w:i/>
-          <w:color w:val="FF4400"/>
-          <w:sz w:val="24"/>
-          <w:szCs w:val="24"/>
-          <w:lang w:val="uk-UA"/>
-        </w:rPr>
-        <w:t xml:space="preserve">Священник: </w:t>
-      </w:r>
-      <w:r>
-        <w:rPr>
-          <w:rFonts w:ascii="Times New Roman" w:eastAsia="Times New Roman" w:hAnsi="Times New Roman" w:cs="Times New Roman"/>
-          <w:sz w:val="24"/>
-          <w:szCs w:val="24"/>
-          <w:lang w:val="uk-UA"/>
-        </w:rPr>
-        <w:t>Бо милостивий і людинолюбний Бог єси, і Тобі славу возсилаємо, Отцю, і Сину, і Святому Духові, нині, і повсякчас, і на віки віків.</w:t>
+          <w:rFonts w:ascii="Times New Roman" w:hAnsi="Times New Roman"/>
+          <w:i/>
+          <w:color w:val="FF0000"/>
+          <w:sz w:val="24"/>
+        </w:rPr>
+        <w:t>Священник:</w:t>
+      </w:r>
+      <w:r>
+        <w:rPr>
+          <w:rFonts w:ascii="Times New Roman" w:hAnsi="Times New Roman"/>
+          <w:sz w:val="24"/>
+        </w:rPr>
+        <w:t xml:space="preserve"> Бо милостивий і людинолюбний Бог єси, і Тобі славу возсилаємо, Отцю, і Сину, і Святому Духові, нині, і повсякчас, і на віки віків.</w:t>
       </w:r>
     </w:p>
     <w:p>
@@ -5912,19 +5898,17 @@
       </w:pPr>
       <w:r>
         <w:rPr>
-          <w:rFonts w:ascii="Times New Roman" w:eastAsia="Times New Roman" w:hAnsi="Times New Roman" w:cs="Times New Roman"/>
-          <w:i/>
-          <w:color w:val="FF0000"/>
-          <w:sz w:val="24"/>
-          <w:szCs w:val="24"/>
+          <w:rFonts w:ascii="Times New Roman" w:hAnsi="Times New Roman"/>
+          <w:i/>
+          <w:color w:val="FF0000"/>
+          <w:sz w:val="24"/>
         </w:rPr>
         <w:t>Священник:</w:t>
       </w:r>
       <w:r>
         <w:rPr>
-          <w:rFonts w:ascii="Times New Roman" w:eastAsia="Times New Roman" w:hAnsi="Times New Roman" w:cs="Times New Roman"/>
-          <w:sz w:val="24"/>
-          <w:szCs w:val="24"/>
+          <w:rFonts w:ascii="Times New Roman" w:hAnsi="Times New Roman"/>
+          <w:sz w:val="24"/>
         </w:rPr>
         <w:t xml:space="preserve"> Бо Ти – Бог милости, ласк і людинолюбности, і Тобі славу возсилаємо, Отцю, і Сину, і Святому Духові, нині, і повсякчас, і на віки віків.</w:t>
       </w:r>
@@ -5979,19 +5963,17 @@
       </w:pPr>
       <w:r>
         <w:rPr>
-          <w:rFonts w:ascii="Times New Roman" w:eastAsia="Times New Roman" w:hAnsi="Times New Roman" w:cs="Times New Roman"/>
-          <w:i/>
-          <w:color w:val="FF0000"/>
-          <w:sz w:val="24"/>
-          <w:szCs w:val="24"/>
+          <w:rFonts w:ascii="Times New Roman" w:hAnsi="Times New Roman"/>
+          <w:i/>
+          <w:color w:val="FF0000"/>
+          <w:sz w:val="24"/>
         </w:rPr>
         <w:t>Священник:</w:t>
       </w:r>
       <w:r>
         <w:rPr>
-          <w:rFonts w:ascii="Times New Roman" w:eastAsia="Times New Roman" w:hAnsi="Times New Roman" w:cs="Times New Roman"/>
-          <w:sz w:val="24"/>
-          <w:szCs w:val="24"/>
+          <w:rFonts w:ascii="Times New Roman" w:hAnsi="Times New Roman"/>
+          <w:sz w:val="24"/>
         </w:rPr>
         <w:t xml:space="preserve"> Мир всім.</w:t>
       </w:r>
@@ -6131,19 +6113,17 @@
       </w:pPr>
       <w:r>
         <w:rPr>
-          <w:rFonts w:ascii="Times New Roman" w:eastAsia="Times New Roman" w:hAnsi="Times New Roman" w:cs="Times New Roman"/>
-          <w:i/>
-          <w:color w:val="FF0000"/>
-          <w:sz w:val="24"/>
-          <w:szCs w:val="24"/>
+          <w:rFonts w:ascii="Times New Roman" w:hAnsi="Times New Roman"/>
+          <w:i/>
+          <w:color w:val="FF0000"/>
+          <w:sz w:val="24"/>
         </w:rPr>
         <w:t>Священник:</w:t>
       </w:r>
       <w:r>
         <w:rPr>
-          <w:rFonts w:ascii="Times New Roman" w:eastAsia="Times New Roman" w:hAnsi="Times New Roman" w:cs="Times New Roman"/>
-          <w:sz w:val="24"/>
-          <w:szCs w:val="24"/>
+          <w:rFonts w:ascii="Times New Roman" w:hAnsi="Times New Roman"/>
+          <w:sz w:val="24"/>
         </w:rPr>
         <w:t xml:space="preserve"> Нехай буде влада царства Твого благословенна і дуже прославлена: Отця, і Сина, і Святого Духа, нині і повсякчас, і на віки віків.</w:t>
       </w:r>
@@ -6732,19 +6712,17 @@
       </w:pPr>
       <w:r>
         <w:rPr>
-          <w:rFonts w:ascii="Times New Roman" w:eastAsia="Times New Roman" w:hAnsi="Times New Roman" w:cs="Times New Roman"/>
-          <w:i/>
-          <w:color w:val="FF0000"/>
-          <w:sz w:val="24"/>
-          <w:szCs w:val="24"/>
+          <w:rFonts w:ascii="Times New Roman" w:hAnsi="Times New Roman"/>
+          <w:i/>
+          <w:color w:val="FF0000"/>
+          <w:sz w:val="24"/>
         </w:rPr>
         <w:t>Священник:</w:t>
       </w:r>
       <w:r>
         <w:rPr>
-          <w:rFonts w:ascii="Times New Roman" w:eastAsia="Times New Roman" w:hAnsi="Times New Roman" w:cs="Times New Roman"/>
-          <w:sz w:val="24"/>
-          <w:szCs w:val="24"/>
+          <w:rFonts w:ascii="Times New Roman" w:hAnsi="Times New Roman"/>
+          <w:sz w:val="24"/>
         </w:rPr>
         <w:t xml:space="preserve"> Бо Твоє є царство, і сила, і слава, Отця, і Сина, і Святого Духа, нині, і повсякчас, і на віки віків.</w:t>
       </w:r>
@@ -7005,19 +6983,17 @@
       </w:pPr>
       <w:r>
         <w:rPr>
-          <w:rFonts w:ascii="Times New Roman" w:eastAsia="Times New Roman" w:hAnsi="Times New Roman" w:cs="Times New Roman"/>
-          <w:i/>
-          <w:color w:val="FF0000"/>
-          <w:sz w:val="24"/>
-          <w:szCs w:val="24"/>
+          <w:rFonts w:ascii="Times New Roman" w:hAnsi="Times New Roman"/>
+          <w:i/>
+          <w:color w:val="FF0000"/>
+          <w:sz w:val="24"/>
         </w:rPr>
         <w:t>Священник:</w:t>
       </w:r>
       <w:r>
         <w:rPr>
-          <w:rFonts w:ascii="Times New Roman" w:eastAsia="Times New Roman" w:hAnsi="Times New Roman" w:cs="Times New Roman"/>
-          <w:sz w:val="24"/>
-          <w:szCs w:val="24"/>
+          <w:rFonts w:ascii="Times New Roman" w:hAnsi="Times New Roman"/>
+          <w:sz w:val="24"/>
         </w:rPr>
         <w:t xml:space="preserve"> Благослове́нний Христо́с Бог наш, за́вжди, ни́ні, і повсякча́с, і на ві́ки вікі́в.</w:t>
       </w:r>
@@ -7070,19 +7046,17 @@
       </w:pPr>
       <w:r>
         <w:rPr>
-          <w:rFonts w:ascii="Times New Roman" w:eastAsia="Times New Roman" w:hAnsi="Times New Roman" w:cs="Times New Roman"/>
-          <w:i/>
-          <w:color w:val="FF0000"/>
-          <w:sz w:val="24"/>
-          <w:szCs w:val="24"/>
+          <w:rFonts w:ascii="Times New Roman" w:hAnsi="Times New Roman"/>
+          <w:i/>
+          <w:color w:val="FF0000"/>
+          <w:sz w:val="24"/>
         </w:rPr>
         <w:t>Священник:</w:t>
       </w:r>
       <w:r>
         <w:rPr>
-          <w:rFonts w:ascii="Times New Roman" w:eastAsia="Times New Roman" w:hAnsi="Times New Roman" w:cs="Times New Roman"/>
-          <w:sz w:val="24"/>
-          <w:szCs w:val="24"/>
+          <w:rFonts w:ascii="Times New Roman" w:hAnsi="Times New Roman"/>
+          <w:sz w:val="24"/>
         </w:rPr>
         <w:t xml:space="preserve"> Пресвята́ Богоро́дице, спаси́ нас.</w:t>
       </w:r>
@@ -7135,19 +7109,17 @@
       </w:pPr>
       <w:r>
         <w:rPr>
-          <w:rFonts w:ascii="Times New Roman" w:eastAsia="Times New Roman" w:hAnsi="Times New Roman" w:cs="Times New Roman"/>
-          <w:i/>
-          <w:color w:val="FF0000"/>
-          <w:sz w:val="24"/>
-          <w:szCs w:val="24"/>
+          <w:rFonts w:ascii="Times New Roman" w:hAnsi="Times New Roman"/>
+          <w:i/>
+          <w:color w:val="FF0000"/>
+          <w:sz w:val="24"/>
         </w:rPr>
         <w:t>Священник:</w:t>
       </w:r>
       <w:r>
         <w:rPr>
-          <w:rFonts w:ascii="Times New Roman" w:eastAsia="Times New Roman" w:hAnsi="Times New Roman" w:cs="Times New Roman"/>
-          <w:sz w:val="24"/>
-          <w:szCs w:val="24"/>
+          <w:rFonts w:ascii="Times New Roman" w:hAnsi="Times New Roman"/>
+          <w:sz w:val="24"/>
         </w:rPr>
         <w:t xml:space="preserve"> Сла́ва Тобі́, Хри́сте Бо́же, упова́ння на́ше, сла́ва Тобі́!</w:t>
       </w:r>
@@ -7209,48 +7181,39 @@
     </w:p>
     <w:p>
       <w:pPr>
-        <w:spacing w:after="120" w:line="240" w:lineRule="auto"/>
-        <w:rPr>
-          <w:rFonts w:ascii="Times New Roman" w:eastAsia="Times New Roman" w:hAnsi="Times New Roman" w:cs="Times New Roman"/>
-          <w:sz w:val="24"/>
-          <w:szCs w:val="24"/>
-        </w:rPr>
-      </w:pPr>
-      <w:r>
-        <w:rPr>
-          <w:rFonts w:ascii="Times New Roman" w:eastAsia="Times New Roman" w:hAnsi="Times New Roman" w:cs="Times New Roman"/>
-          <w:i/>
-          <w:color w:val="FF0000"/>
-          <w:sz w:val="24"/>
-          <w:szCs w:val="24"/>
+        <w:spacing w:after="120"/>
+      </w:pPr>
+      <w:r>
+        <w:rPr>
+          <w:rFonts w:ascii="Times New Roman" w:hAnsi="Times New Roman"/>
+          <w:i/>
+          <w:color w:val="FF0000"/>
+          <w:sz w:val="24"/>
         </w:rPr>
         <w:t>Священник:</w:t>
       </w:r>
       <w:r>
         <w:rPr>
-          <w:rFonts w:ascii="Times New Roman" w:eastAsia="Times New Roman" w:hAnsi="Times New Roman" w:cs="Times New Roman"/>
-          <w:sz w:val="24"/>
-          <w:szCs w:val="24"/>
+          <w:rFonts w:ascii="Times New Roman" w:hAnsi="Times New Roman"/>
+          <w:sz w:val="24"/>
         </w:rPr>
         <w:t xml:space="preserve"> Христос, що воскрес із мертвих, істинний Бог наш - молитвами пречистої Своєї Матері, святих славних і всехвальних апостолів, і святого, </w:t>
       </w:r>
       <w:r>
         <w:rPr>
-          <w:rFonts w:ascii="Times New Roman" w:eastAsia="Times New Roman" w:hAnsi="Times New Roman" w:cs="Times New Roman"/>
-          <w:i/>
-          <w:color w:val="FF0000"/>
-          <w:sz w:val="24"/>
-          <w:szCs w:val="24"/>
+          <w:rFonts w:ascii="Times New Roman" w:hAnsi="Times New Roman"/>
+          <w:i/>
+          <w:color w:val="FF0000"/>
+          <w:sz w:val="24"/>
         </w:rPr>
         <w:t>якого є храм</w:t>
       </w:r>
       <w:r>
         <w:rPr>
-          <w:rFonts w:ascii="Times New Roman" w:eastAsia="Times New Roman" w:hAnsi="Times New Roman" w:cs="Times New Roman"/>
-          <w:sz w:val="24"/>
-          <w:szCs w:val="24"/>
-        </w:rPr>
-        <w:t>, і Святих Праотців, і святого отця нашого Стефана ісповідника, архиєпископа Сурозького, святого священномученика Єлевтерія, преподобного отця нашого Павла, що в Латрі,, і всіх святих - помилує і спасе нас як благий і людинолюбний.</w:t>
+          <w:rFonts w:ascii="Times New Roman" w:hAnsi="Times New Roman"/>
+          <w:sz w:val="24"/>
+        </w:rPr>
+        <w:t>, і святого отця нашого Стефана ісповідника, архиєпископа Сурозького, святого священномученика Єлевтерія, преподобного отця нашого Павла, що в Латрі,, і всіх святих - помилує і спасе нас як благий і людинолюбний.</w:t>
       </w:r>
     </w:p>
     <w:p>
@@ -7426,19 +7389,17 @@
       </w:pPr>
       <w:r>
         <w:rPr>
-          <w:rFonts w:ascii="Times New Roman" w:eastAsia="Times New Roman" w:hAnsi="Times New Roman" w:cs="Times New Roman"/>
-          <w:i/>
-          <w:color w:val="FF0000"/>
-          <w:sz w:val="24"/>
-          <w:szCs w:val="24"/>
+          <w:rFonts w:ascii="Times New Roman" w:hAnsi="Times New Roman"/>
+          <w:i/>
+          <w:color w:val="FF0000"/>
+          <w:sz w:val="24"/>
         </w:rPr>
         <w:t>Священник:</w:t>
       </w:r>
       <w:r>
         <w:rPr>
-          <w:rFonts w:ascii="Times New Roman" w:eastAsia="Times New Roman" w:hAnsi="Times New Roman" w:cs="Times New Roman"/>
-          <w:sz w:val="24"/>
-          <w:szCs w:val="24"/>
+          <w:rFonts w:ascii="Times New Roman" w:hAnsi="Times New Roman"/>
+          <w:sz w:val="24"/>
         </w:rPr>
         <w:t xml:space="preserve"> Слава святій, одноістотній, животворчій і нероздільній Тройці, завжди, нині і повсякчас, і на віки віків.</w:t>
       </w:r>
@@ -11095,19 +11056,17 @@
       </w:pPr>
       <w:r>
         <w:rPr>
-          <w:rFonts w:ascii="Times New Roman" w:eastAsia="Times New Roman" w:hAnsi="Times New Roman" w:cs="Times New Roman"/>
-          <w:i/>
-          <w:color w:val="FF0000"/>
-          <w:sz w:val="24"/>
-          <w:szCs w:val="24"/>
+          <w:rFonts w:ascii="Times New Roman" w:hAnsi="Times New Roman"/>
+          <w:i/>
+          <w:color w:val="FF0000"/>
+          <w:sz w:val="24"/>
         </w:rPr>
         <w:t>Священник:</w:t>
       </w:r>
       <w:r>
         <w:rPr>
-          <w:rFonts w:ascii="Times New Roman" w:eastAsia="Times New Roman" w:hAnsi="Times New Roman" w:cs="Times New Roman"/>
-          <w:sz w:val="24"/>
-          <w:szCs w:val="24"/>
+          <w:rFonts w:ascii="Times New Roman" w:hAnsi="Times New Roman"/>
+          <w:sz w:val="24"/>
         </w:rPr>
         <w:t xml:space="preserve"> Бо Тобі належить усяка слава, честь і поклоніння, Отцю, і Сину, і Святому Духові, нині, і повсякчас, і на віки віків.</w:t>
       </w:r>
@@ -11722,19 +11681,17 @@
       </w:pPr>
       <w:r>
         <w:rPr>
-          <w:rFonts w:ascii="Times New Roman" w:eastAsia="Times New Roman" w:hAnsi="Times New Roman" w:cs="Times New Roman"/>
-          <w:i/>
-          <w:color w:val="FF0000"/>
-          <w:sz w:val="24"/>
-          <w:szCs w:val="24"/>
+          <w:rFonts w:ascii="Times New Roman" w:hAnsi="Times New Roman"/>
+          <w:i/>
+          <w:color w:val="FF0000"/>
+          <w:sz w:val="24"/>
         </w:rPr>
         <w:t>Священник:</w:t>
       </w:r>
       <w:r>
         <w:rPr>
-          <w:rFonts w:ascii="Times New Roman" w:eastAsia="Times New Roman" w:hAnsi="Times New Roman" w:cs="Times New Roman"/>
-          <w:sz w:val="24"/>
-          <w:szCs w:val="24"/>
+          <w:rFonts w:ascii="Times New Roman" w:hAnsi="Times New Roman"/>
+          <w:sz w:val="24"/>
         </w:rPr>
         <w:t xml:space="preserve"> Бо Твоя є влада і Твоє є царство, і сила, і слава, Отця, і Сина, і Святого Духа, нині, і повсякчас, і на віки віків.</w:t>
       </w:r>
@@ -12063,19 +12020,17 @@
       </w:pPr>
       <w:r>
         <w:rPr>
-          <w:rFonts w:ascii="Times New Roman" w:eastAsia="Times New Roman" w:hAnsi="Times New Roman" w:cs="Times New Roman"/>
-          <w:i/>
-          <w:color w:val="FF0000"/>
-          <w:sz w:val="24"/>
-          <w:szCs w:val="24"/>
+          <w:rFonts w:ascii="Times New Roman" w:hAnsi="Times New Roman"/>
+          <w:i/>
+          <w:color w:val="FF0000"/>
+          <w:sz w:val="24"/>
         </w:rPr>
         <w:t>Священник:</w:t>
       </w:r>
       <w:r>
         <w:rPr>
-          <w:rFonts w:ascii="Times New Roman" w:eastAsia="Times New Roman" w:hAnsi="Times New Roman" w:cs="Times New Roman"/>
-          <w:sz w:val="24"/>
-          <w:szCs w:val="24"/>
+          <w:rFonts w:ascii="Times New Roman" w:hAnsi="Times New Roman"/>
+          <w:sz w:val="24"/>
         </w:rPr>
         <w:t xml:space="preserve"> Бо Ти благий і людинолюбний Бог – і Тобі славу возсилаємо, Отцю, і Сину, і Святому Духові, нині, і повсякчас, і на віки віків.</w:t>
       </w:r>
@@ -13152,20 +13107,17 @@
       </w:pPr>
       <w:r>
         <w:rPr>
-          <w:rFonts w:ascii="Times New Roman" w:eastAsia="Times New Roman" w:hAnsi="Times New Roman" w:cs="Times New Roman"/>
-          <w:i/>
-          <w:color w:val="FF0000"/>
-          <w:sz w:val="24"/>
-          <w:szCs w:val="24"/>
-        </w:rPr>
-        <w:lastRenderedPageBreak/>
+          <w:rFonts w:ascii="Times New Roman" w:hAnsi="Times New Roman"/>
+          <w:i/>
+          <w:color w:val="FF0000"/>
+          <w:sz w:val="24"/>
+        </w:rPr>
         <w:t>Священник:</w:t>
       </w:r>
       <w:r>
         <w:rPr>
-          <w:rFonts w:ascii="Times New Roman" w:eastAsia="Times New Roman" w:hAnsi="Times New Roman" w:cs="Times New Roman"/>
-          <w:sz w:val="24"/>
-          <w:szCs w:val="24"/>
+          <w:rFonts w:ascii="Times New Roman" w:hAnsi="Times New Roman"/>
+          <w:sz w:val="24"/>
         </w:rPr>
         <w:t xml:space="preserve"> Бо благословилося ім'я Твоє і прославилося царство Твоє, Отця, і Сина, і Святого Духа, нині і повсякчас, і на віки віків.</w:t>
       </w:r>
@@ -13755,19 +13707,17 @@
       </w:pPr>
       <w:r>
         <w:rPr>
-          <w:rFonts w:ascii="Times New Roman" w:eastAsia="Times New Roman" w:hAnsi="Times New Roman" w:cs="Times New Roman"/>
-          <w:i/>
-          <w:color w:val="FF0000"/>
-          <w:sz w:val="24"/>
-          <w:szCs w:val="24"/>
+          <w:rFonts w:ascii="Times New Roman" w:hAnsi="Times New Roman"/>
+          <w:i/>
+          <w:color w:val="FF0000"/>
+          <w:sz w:val="24"/>
         </w:rPr>
         <w:t>Священник:</w:t>
       </w:r>
       <w:r>
         <w:rPr>
-          <w:rFonts w:ascii="Times New Roman" w:eastAsia="Times New Roman" w:hAnsi="Times New Roman" w:cs="Times New Roman"/>
-          <w:sz w:val="24"/>
-          <w:szCs w:val="24"/>
+          <w:rFonts w:ascii="Times New Roman" w:hAnsi="Times New Roman"/>
+          <w:sz w:val="24"/>
         </w:rPr>
         <w:t xml:space="preserve"> Мир всім.</w:t>
       </w:r>
@@ -14003,19 +13953,17 @@
       </w:pPr>
       <w:r>
         <w:rPr>
-          <w:rFonts w:ascii="Times New Roman" w:eastAsia="Times New Roman" w:hAnsi="Times New Roman" w:cs="Times New Roman"/>
-          <w:i/>
-          <w:color w:val="FF0000"/>
-          <w:sz w:val="24"/>
-          <w:szCs w:val="24"/>
+          <w:rFonts w:ascii="Times New Roman" w:hAnsi="Times New Roman"/>
+          <w:i/>
+          <w:color w:val="FF0000"/>
+          <w:sz w:val="24"/>
         </w:rPr>
         <w:t>Священник:</w:t>
       </w:r>
       <w:r>
         <w:rPr>
-          <w:rFonts w:ascii="Times New Roman" w:eastAsia="Times New Roman" w:hAnsi="Times New Roman" w:cs="Times New Roman"/>
-          <w:sz w:val="24"/>
-          <w:szCs w:val="24"/>
+          <w:rFonts w:ascii="Times New Roman" w:hAnsi="Times New Roman"/>
+          <w:sz w:val="24"/>
         </w:rPr>
         <w:t xml:space="preserve"> Бо Ти святий єси, Боже наш, і в святині перебуваєш, і ми Тобі славу возсилаємо: Отцю, і Сину, і Святому Духові, нині і повсякчас, і на віки віків.</w:t>
       </w:r>
@@ -14295,19 +14243,17 @@
       </w:pPr>
       <w:r>
         <w:rPr>
-          <w:rFonts w:ascii="Times New Roman" w:eastAsia="Times New Roman" w:hAnsi="Times New Roman" w:cs="Times New Roman"/>
-          <w:i/>
-          <w:color w:val="FF0000"/>
-          <w:sz w:val="24"/>
-          <w:szCs w:val="24"/>
+          <w:rFonts w:ascii="Times New Roman" w:hAnsi="Times New Roman"/>
+          <w:i/>
+          <w:color w:val="FF0000"/>
+          <w:sz w:val="24"/>
         </w:rPr>
         <w:t>Священник:</w:t>
       </w:r>
       <w:r>
         <w:rPr>
-          <w:rFonts w:ascii="Times New Roman" w:eastAsia="Times New Roman" w:hAnsi="Times New Roman" w:cs="Times New Roman"/>
-          <w:sz w:val="24"/>
-          <w:szCs w:val="24"/>
+          <w:rFonts w:ascii="Times New Roman" w:hAnsi="Times New Roman"/>
+          <w:sz w:val="24"/>
         </w:rPr>
         <w:t xml:space="preserve"> Мир всім!</w:t>
       </w:r>
@@ -14354,19 +14300,17 @@
       </w:pPr>
       <w:r>
         <w:rPr>
-          <w:rFonts w:ascii="Times New Roman" w:eastAsia="Times New Roman" w:hAnsi="Times New Roman" w:cs="Times New Roman"/>
-          <w:i/>
-          <w:color w:val="FF0000"/>
-          <w:sz w:val="24"/>
-          <w:szCs w:val="24"/>
+          <w:rFonts w:ascii="Times New Roman" w:hAnsi="Times New Roman"/>
+          <w:i/>
+          <w:color w:val="FF0000"/>
+          <w:sz w:val="24"/>
         </w:rPr>
         <w:t>Священник:</w:t>
       </w:r>
       <w:r>
         <w:rPr>
-          <w:rFonts w:ascii="Times New Roman" w:eastAsia="Times New Roman" w:hAnsi="Times New Roman" w:cs="Times New Roman"/>
-          <w:sz w:val="24"/>
-          <w:szCs w:val="24"/>
+          <w:rFonts w:ascii="Times New Roman" w:hAnsi="Times New Roman"/>
+          <w:sz w:val="24"/>
         </w:rPr>
         <w:t xml:space="preserve"> Від Марка святого Євангелія читання.</w:t>
       </w:r>
@@ -15303,19 +15247,17 @@
       </w:pPr>
       <w:r>
         <w:rPr>
-          <w:rFonts w:ascii="Times New Roman" w:eastAsia="Times New Roman" w:hAnsi="Times New Roman" w:cs="Times New Roman"/>
-          <w:i/>
-          <w:color w:val="FF0000"/>
-          <w:sz w:val="24"/>
-          <w:szCs w:val="24"/>
+          <w:rFonts w:ascii="Times New Roman" w:hAnsi="Times New Roman"/>
+          <w:i/>
+          <w:color w:val="FF0000"/>
+          <w:sz w:val="24"/>
         </w:rPr>
         <w:t>Священник:</w:t>
       </w:r>
       <w:r>
         <w:rPr>
-          <w:rFonts w:ascii="Times New Roman" w:eastAsia="Times New Roman" w:hAnsi="Times New Roman" w:cs="Times New Roman"/>
-          <w:sz w:val="24"/>
-          <w:szCs w:val="24"/>
+          <w:rFonts w:ascii="Times New Roman" w:hAnsi="Times New Roman"/>
+          <w:sz w:val="24"/>
         </w:rPr>
         <w:t xml:space="preserve"> Благодаттю, і щедротами, і людинолюб’ям єдинородного Сина Твого, з яким Ти благословенний, із пресвятим, і благим, і животворчим твоїм Духом, нині, і повсякчас, і на віки віків.</w:t>
       </w:r>
@@ -16044,19 +15986,17 @@
       </w:pPr>
       <w:r>
         <w:rPr>
-          <w:rFonts w:ascii="Times New Roman" w:eastAsia="Times New Roman" w:hAnsi="Times New Roman" w:cs="Times New Roman"/>
-          <w:i/>
-          <w:color w:val="FF0000"/>
-          <w:sz w:val="24"/>
-          <w:szCs w:val="24"/>
+          <w:rFonts w:ascii="Times New Roman" w:hAnsi="Times New Roman"/>
+          <w:i/>
+          <w:color w:val="FF0000"/>
+          <w:sz w:val="24"/>
         </w:rPr>
         <w:t>Священник:</w:t>
       </w:r>
       <w:r>
         <w:rPr>
-          <w:rFonts w:ascii="Times New Roman" w:eastAsia="Times New Roman" w:hAnsi="Times New Roman" w:cs="Times New Roman"/>
-          <w:sz w:val="24"/>
-          <w:szCs w:val="24"/>
+          <w:rFonts w:ascii="Times New Roman" w:hAnsi="Times New Roman"/>
+          <w:sz w:val="24"/>
         </w:rPr>
         <w:t xml:space="preserve"> Бо Ти Бог наш і Тобі славу возсилаємо: Отцю, і Сину, і Святому Духові, нині, і повсякчас, і на віки віків.</w:t>
       </w:r>
@@ -17041,19 +16981,17 @@
       </w:pPr>
       <w:r>
         <w:rPr>
-          <w:rFonts w:ascii="Times New Roman" w:eastAsia="Times New Roman" w:hAnsi="Times New Roman" w:cs="Times New Roman"/>
-          <w:i/>
-          <w:color w:val="FF0000"/>
-          <w:sz w:val="24"/>
-          <w:szCs w:val="24"/>
+          <w:rFonts w:ascii="Times New Roman" w:hAnsi="Times New Roman"/>
+          <w:i/>
+          <w:color w:val="FF0000"/>
+          <w:sz w:val="24"/>
         </w:rPr>
         <w:t>Священник:</w:t>
       </w:r>
       <w:r>
         <w:rPr>
-          <w:rFonts w:ascii="Times New Roman" w:eastAsia="Times New Roman" w:hAnsi="Times New Roman" w:cs="Times New Roman"/>
-          <w:sz w:val="24"/>
-          <w:szCs w:val="24"/>
+          <w:rFonts w:ascii="Times New Roman" w:hAnsi="Times New Roman"/>
+          <w:sz w:val="24"/>
         </w:rPr>
         <w:t xml:space="preserve"> Бо Ти цар миру і Спас душ наших – і Тобі славу возсилаємо, Отцю, і Сину, і Святому Духові, нині, і повсякчас, і на віки віків.</w:t>
       </w:r>
@@ -19793,19 +19731,17 @@
       </w:pPr>
       <w:r>
         <w:rPr>
-          <w:rFonts w:ascii="Times New Roman" w:eastAsia="Times New Roman" w:hAnsi="Times New Roman" w:cs="Times New Roman"/>
-          <w:i/>
-          <w:color w:val="FF0000"/>
-          <w:sz w:val="24"/>
-          <w:szCs w:val="24"/>
+          <w:rFonts w:ascii="Times New Roman" w:hAnsi="Times New Roman"/>
+          <w:i/>
+          <w:color w:val="FF0000"/>
+          <w:sz w:val="24"/>
         </w:rPr>
         <w:t>Священник:</w:t>
       </w:r>
       <w:r>
         <w:rPr>
-          <w:rFonts w:ascii="Times New Roman" w:eastAsia="Times New Roman" w:hAnsi="Times New Roman" w:cs="Times New Roman"/>
-          <w:sz w:val="24"/>
-          <w:szCs w:val="24"/>
+          <w:rFonts w:ascii="Times New Roman" w:hAnsi="Times New Roman"/>
+          <w:sz w:val="24"/>
         </w:rPr>
         <w:t xml:space="preserve"> Слава Тобі, що Світло нам показав! </w:t>
       </w:r>
@@ -20650,19 +20586,17 @@
       </w:pPr>
       <w:r>
         <w:rPr>
-          <w:rFonts w:ascii="Times New Roman" w:eastAsia="Times New Roman" w:hAnsi="Times New Roman" w:cs="Times New Roman"/>
-          <w:i/>
-          <w:color w:val="FF0000"/>
-          <w:sz w:val="24"/>
-          <w:szCs w:val="24"/>
+          <w:rFonts w:ascii="Times New Roman" w:hAnsi="Times New Roman"/>
+          <w:i/>
+          <w:color w:val="FF0000"/>
+          <w:sz w:val="24"/>
         </w:rPr>
         <w:t>Священник:</w:t>
       </w:r>
       <w:r>
         <w:rPr>
-          <w:rFonts w:ascii="Times New Roman" w:eastAsia="Times New Roman" w:hAnsi="Times New Roman" w:cs="Times New Roman"/>
-          <w:sz w:val="24"/>
-          <w:szCs w:val="24"/>
+          <w:rFonts w:ascii="Times New Roman" w:hAnsi="Times New Roman"/>
+          <w:sz w:val="24"/>
         </w:rPr>
         <w:t xml:space="preserve"> Бо милостивий і людинолюбний Бог єси, і Тобі славу возсилаємо, Отцю, і Сину, і Святому Духові, нині, і повсякчас, і на віки віків.</w:t>
       </w:r>
@@ -21179,19 +21113,17 @@
       </w:pPr>
       <w:r>
         <w:rPr>
-          <w:rFonts w:ascii="Times New Roman" w:eastAsia="Times New Roman" w:hAnsi="Times New Roman" w:cs="Times New Roman"/>
-          <w:i/>
-          <w:color w:val="FF0000"/>
-          <w:sz w:val="24"/>
-          <w:szCs w:val="24"/>
+          <w:rFonts w:ascii="Times New Roman" w:hAnsi="Times New Roman"/>
+          <w:i/>
+          <w:color w:val="FF0000"/>
+          <w:sz w:val="24"/>
         </w:rPr>
         <w:t>Священник:</w:t>
       </w:r>
       <w:r>
         <w:rPr>
-          <w:rFonts w:ascii="Times New Roman" w:eastAsia="Times New Roman" w:hAnsi="Times New Roman" w:cs="Times New Roman"/>
-          <w:sz w:val="24"/>
-          <w:szCs w:val="24"/>
+          <w:rFonts w:ascii="Times New Roman" w:hAnsi="Times New Roman"/>
+          <w:sz w:val="24"/>
         </w:rPr>
         <w:t xml:space="preserve"> Бо Ти – Бог милости, ласк і людинолюбности, і Тобі славу возсилаємо, Отцю, і Сину, і Святому Духові, нині, і повсякчас, і на віки віків.</w:t>
       </w:r>
@@ -21246,19 +21178,17 @@
       </w:pPr>
       <w:r>
         <w:rPr>
-          <w:rFonts w:ascii="Times New Roman" w:eastAsia="Times New Roman" w:hAnsi="Times New Roman" w:cs="Times New Roman"/>
-          <w:i/>
-          <w:color w:val="FF0000"/>
-          <w:sz w:val="24"/>
-          <w:szCs w:val="24"/>
+          <w:rFonts w:ascii="Times New Roman" w:hAnsi="Times New Roman"/>
+          <w:i/>
+          <w:color w:val="FF0000"/>
+          <w:sz w:val="24"/>
         </w:rPr>
         <w:t>Священник:</w:t>
       </w:r>
       <w:r>
         <w:rPr>
-          <w:rFonts w:ascii="Times New Roman" w:eastAsia="Times New Roman" w:hAnsi="Times New Roman" w:cs="Times New Roman"/>
-          <w:sz w:val="24"/>
-          <w:szCs w:val="24"/>
+          <w:rFonts w:ascii="Times New Roman" w:hAnsi="Times New Roman"/>
+          <w:sz w:val="24"/>
         </w:rPr>
         <w:t xml:space="preserve"> Мир всім.</w:t>
       </w:r>
@@ -21398,19 +21328,17 @@
       </w:pPr>
       <w:r>
         <w:rPr>
-          <w:rFonts w:ascii="Times New Roman" w:eastAsia="Times New Roman" w:hAnsi="Times New Roman" w:cs="Times New Roman"/>
-          <w:i/>
-          <w:color w:val="FF0000"/>
-          <w:sz w:val="24"/>
-          <w:szCs w:val="24"/>
+          <w:rFonts w:ascii="Times New Roman" w:hAnsi="Times New Roman"/>
+          <w:i/>
+          <w:color w:val="FF0000"/>
+          <w:sz w:val="24"/>
         </w:rPr>
         <w:t>Священник:</w:t>
       </w:r>
       <w:r>
         <w:rPr>
-          <w:rFonts w:ascii="Times New Roman" w:eastAsia="Times New Roman" w:hAnsi="Times New Roman" w:cs="Times New Roman"/>
-          <w:sz w:val="24"/>
-          <w:szCs w:val="24"/>
+          <w:rFonts w:ascii="Times New Roman" w:hAnsi="Times New Roman"/>
+          <w:sz w:val="24"/>
         </w:rPr>
         <w:t xml:space="preserve"> Бо до Тебе належить милувати і спасати нас, Боже наш, і Тобі славу возсилаємо, Отцю, і Сину, і Святому Духові, нині, і повсякчас, і на віки віків.</w:t>
       </w:r>
@@ -21552,19 +21480,17 @@
       </w:pPr>
       <w:r>
         <w:rPr>
-          <w:rFonts w:ascii="Times New Roman" w:eastAsia="Times New Roman" w:hAnsi="Times New Roman" w:cs="Times New Roman"/>
-          <w:i/>
-          <w:color w:val="FF0000"/>
-          <w:sz w:val="24"/>
-          <w:szCs w:val="24"/>
+          <w:rFonts w:ascii="Times New Roman" w:hAnsi="Times New Roman"/>
+          <w:i/>
+          <w:color w:val="FF0000"/>
+          <w:sz w:val="24"/>
         </w:rPr>
         <w:t>Священник:</w:t>
       </w:r>
       <w:r>
         <w:rPr>
-          <w:rFonts w:ascii="Times New Roman" w:eastAsia="Times New Roman" w:hAnsi="Times New Roman" w:cs="Times New Roman"/>
-          <w:sz w:val="24"/>
-          <w:szCs w:val="24"/>
+          <w:rFonts w:ascii="Times New Roman" w:hAnsi="Times New Roman"/>
+          <w:sz w:val="24"/>
         </w:rPr>
         <w:t xml:space="preserve"> Благослове́нний Христо́с Бог наш, за́вжди, ни́ні, і повсякча́с, і на ві́ки вікі́в.</w:t>
       </w:r>
@@ -21617,19 +21543,17 @@
       </w:pPr>
       <w:r>
         <w:rPr>
-          <w:rFonts w:ascii="Times New Roman" w:eastAsia="Times New Roman" w:hAnsi="Times New Roman" w:cs="Times New Roman"/>
-          <w:i/>
-          <w:color w:val="FF0000"/>
-          <w:sz w:val="24"/>
-          <w:szCs w:val="24"/>
+          <w:rFonts w:ascii="Times New Roman" w:hAnsi="Times New Roman"/>
+          <w:i/>
+          <w:color w:val="FF0000"/>
+          <w:sz w:val="24"/>
         </w:rPr>
         <w:t>Священник:</w:t>
       </w:r>
       <w:r>
         <w:rPr>
-          <w:rFonts w:ascii="Times New Roman" w:eastAsia="Times New Roman" w:hAnsi="Times New Roman" w:cs="Times New Roman"/>
-          <w:sz w:val="24"/>
-          <w:szCs w:val="24"/>
+          <w:rFonts w:ascii="Times New Roman" w:hAnsi="Times New Roman"/>
+          <w:sz w:val="24"/>
         </w:rPr>
         <w:t xml:space="preserve"> Пресвята́ Богоро́дице, спаси́ нас.</w:t>
       </w:r>
@@ -21683,19 +21607,17 @@
       </w:pPr>
       <w:r>
         <w:rPr>
-          <w:rFonts w:ascii="Times New Roman" w:eastAsia="Times New Roman" w:hAnsi="Times New Roman" w:cs="Times New Roman"/>
-          <w:i/>
-          <w:color w:val="FF0000"/>
-          <w:sz w:val="24"/>
-          <w:szCs w:val="24"/>
+          <w:rFonts w:ascii="Times New Roman" w:hAnsi="Times New Roman"/>
+          <w:i/>
+          <w:color w:val="FF0000"/>
+          <w:sz w:val="24"/>
         </w:rPr>
         <w:t>Священник:</w:t>
       </w:r>
       <w:r>
         <w:rPr>
-          <w:rFonts w:ascii="Times New Roman" w:eastAsia="Times New Roman" w:hAnsi="Times New Roman" w:cs="Times New Roman"/>
-          <w:sz w:val="24"/>
-          <w:szCs w:val="24"/>
+          <w:rFonts w:ascii="Times New Roman" w:hAnsi="Times New Roman"/>
+          <w:sz w:val="24"/>
         </w:rPr>
         <w:t xml:space="preserve"> Сла́ва Тобі́, Хри́сте Бо́же, упова́ння на́ше, сла́ва Тобі́!</w:t>
       </w:r>
@@ -21757,48 +21679,39 @@
     </w:p>
     <w:p>
       <w:pPr>
-        <w:spacing w:after="120" w:line="240" w:lineRule="auto"/>
-        <w:rPr>
-          <w:rFonts w:ascii="Times New Roman" w:eastAsia="Times New Roman" w:hAnsi="Times New Roman" w:cs="Times New Roman"/>
-          <w:sz w:val="24"/>
-          <w:szCs w:val="24"/>
-        </w:rPr>
-      </w:pPr>
-      <w:r>
-        <w:rPr>
-          <w:rFonts w:ascii="Times New Roman" w:eastAsia="Times New Roman" w:hAnsi="Times New Roman" w:cs="Times New Roman"/>
-          <w:i/>
-          <w:color w:val="FF0000"/>
-          <w:sz w:val="24"/>
-          <w:szCs w:val="24"/>
+        <w:spacing w:after="120"/>
+      </w:pPr>
+      <w:r>
+        <w:rPr>
+          <w:rFonts w:ascii="Times New Roman" w:hAnsi="Times New Roman"/>
+          <w:i/>
+          <w:color w:val="FF0000"/>
+          <w:sz w:val="24"/>
         </w:rPr>
         <w:t>Священник:</w:t>
       </w:r>
       <w:r>
         <w:rPr>
-          <w:rFonts w:ascii="Times New Roman" w:eastAsia="Times New Roman" w:hAnsi="Times New Roman" w:cs="Times New Roman"/>
-          <w:sz w:val="24"/>
-          <w:szCs w:val="24"/>
+          <w:rFonts w:ascii="Times New Roman" w:hAnsi="Times New Roman"/>
+          <w:sz w:val="24"/>
         </w:rPr>
         <w:t xml:space="preserve"> Христос, що воскрес із мертвих, істинний Бог наш - молитвами пречистої Своєї Матері, святих славних і всехвальних апостолів, і святого, </w:t>
       </w:r>
       <w:r>
         <w:rPr>
-          <w:rFonts w:ascii="Times New Roman" w:eastAsia="Times New Roman" w:hAnsi="Times New Roman" w:cs="Times New Roman"/>
-          <w:i/>
-          <w:color w:val="FF0000"/>
-          <w:sz w:val="24"/>
-          <w:szCs w:val="24"/>
+          <w:rFonts w:ascii="Times New Roman" w:hAnsi="Times New Roman"/>
+          <w:i/>
+          <w:color w:val="FF0000"/>
+          <w:sz w:val="24"/>
         </w:rPr>
         <w:t>якого є храм</w:t>
       </w:r>
       <w:r>
         <w:rPr>
-          <w:rFonts w:ascii="Times New Roman" w:eastAsia="Times New Roman" w:hAnsi="Times New Roman" w:cs="Times New Roman"/>
-          <w:sz w:val="24"/>
-          <w:szCs w:val="24"/>
-        </w:rPr>
-        <w:t>, і Святих Праотців, і святого отця нашого Стефана ісповідника, архиєпископа Сурозького, святого священномученика Єлевтерія, преподобного отця нашого Павла, що в Латрі,, і всіх святих - помилує і спасе нас як благий і людинолюбний.</w:t>
+          <w:rFonts w:ascii="Times New Roman" w:hAnsi="Times New Roman"/>
+          <w:sz w:val="24"/>
+        </w:rPr>
+        <w:t>, і святого отця нашого Стефана ісповідника, архиєпископа Сурозького, святого священномученика Єлевтерія, преподобного отця нашого Павла, що в Латрі,, і всіх святих - помилує і спасе нас як благий і людинолюбний.</w:t>
       </w:r>
     </w:p>
     <w:p>

--- a/flow/20230914_vu_template/drafts/2024-12-u/15-НД-25_ПП-Праотців-Єлевтерія-г8.docx
+++ b/flow/20230914_vu_template/drafts/2024-12-u/15-НД-25_ПП-Праотців-Єлевтерія-г8.docx
@@ -3402,102 +3402,333 @@
     </w:p>
     <w:p>
       <w:pPr>
-        <w:spacing w:after="120" w:line="240" w:lineRule="auto"/>
-        <w:jc w:val="both"/>
-        <w:rPr>
-          <w:rFonts w:ascii="Times New Roman" w:eastAsia="Times New Roman" w:hAnsi="Times New Roman" w:cs="Times New Roman"/>
-          <w:sz w:val="24"/>
-          <w:szCs w:val="24"/>
+        <w:spacing w:after="120"/>
+        <w:jc w:val="both"/>
+      </w:pPr>
+      <w:r>
+        <w:rPr>
+          <w:rFonts w:ascii="Times New Roman" w:hAnsi="Times New Roman"/>
+          <w:i/>
+          <w:color w:val="FF0000"/>
+          <w:sz w:val="24"/>
+        </w:rPr>
+        <w:t>Стих:</w:t>
+      </w:r>
+      <w:r>
+        <w:rPr>
+          <w:rFonts w:ascii="Times New Roman" w:hAnsi="Times New Roman"/>
+          <w:i/>
+          <w:sz w:val="24"/>
+        </w:rPr>
+        <w:t xml:space="preserve"> </w:t>
+      </w:r>
+      <w:r>
+        <w:rPr>
+          <w:rFonts w:ascii="Times New Roman" w:hAnsi="Times New Roman"/>
+          <w:sz w:val="24"/>
           <w:u w:val="single"/>
         </w:rPr>
-      </w:pPr>
-      <w:r>
-        <w:rPr>
-          <w:rFonts w:ascii="Times New Roman" w:eastAsia="Times New Roman" w:hAnsi="Times New Roman" w:cs="Times New Roman"/>
-          <w:i/>
-          <w:color w:val="FF0000"/>
-          <w:sz w:val="24"/>
-          <w:szCs w:val="24"/>
+        <w:t>Ви́веди</w:t>
+      </w:r>
+      <w:r>
+        <w:rPr>
+          <w:rFonts w:ascii="Times New Roman" w:hAnsi="Times New Roman"/>
+          <w:sz w:val="24"/>
+          <w:u w:val="single"/>
+        </w:rPr>
+        <w:t xml:space="preserve"> </w:t>
+      </w:r>
+      <w:r>
+        <w:rPr>
+          <w:rFonts w:ascii="Times New Roman" w:hAnsi="Times New Roman"/>
+          <w:sz w:val="24"/>
+          <w:u w:val="single"/>
+        </w:rPr>
+        <w:t>з</w:t>
+      </w:r>
+      <w:r>
+        <w:rPr>
+          <w:rFonts w:ascii="Times New Roman" w:hAnsi="Times New Roman"/>
+          <w:sz w:val="24"/>
+          <w:u w:val="single"/>
+        </w:rPr>
+        <w:t xml:space="preserve"> </w:t>
+      </w:r>
+      <w:r>
+        <w:rPr>
+          <w:rFonts w:ascii="Times New Roman" w:hAnsi="Times New Roman"/>
+          <w:sz w:val="24"/>
+          <w:u w:val="single"/>
+        </w:rPr>
+        <w:t>в’язни́ці</w:t>
+      </w:r>
+      <w:r>
+        <w:rPr>
+          <w:rFonts w:ascii="Times New Roman" w:hAnsi="Times New Roman"/>
+          <w:sz w:val="24"/>
+          <w:u w:val="single"/>
+        </w:rPr>
+        <w:t xml:space="preserve"> </w:t>
+      </w:r>
+      <w:r>
+        <w:rPr>
+          <w:rFonts w:ascii="Times New Roman" w:hAnsi="Times New Roman"/>
+          <w:sz w:val="24"/>
+          <w:u w:val="single"/>
+        </w:rPr>
+        <w:t>мою́</w:t>
+      </w:r>
+      <w:r>
+        <w:rPr>
+          <w:rFonts w:ascii="Times New Roman" w:hAnsi="Times New Roman"/>
+          <w:sz w:val="24"/>
+          <w:u w:val="single"/>
+        </w:rPr>
+        <w:t xml:space="preserve"> </w:t>
+      </w:r>
+      <w:r>
+        <w:rPr>
+          <w:rFonts w:ascii="Times New Roman" w:hAnsi="Times New Roman"/>
+          <w:sz w:val="24"/>
+          <w:u w:val="single"/>
+        </w:rPr>
+        <w:t>ду́шу,*</w:t>
+      </w:r>
+      <w:r>
+        <w:rPr>
+          <w:rFonts w:ascii="Times New Roman" w:hAnsi="Times New Roman"/>
+          <w:sz w:val="24"/>
+          <w:u w:val="single"/>
+        </w:rPr>
+        <w:t xml:space="preserve"> </w:t>
+      </w:r>
+      <w:r>
+        <w:rPr>
+          <w:rFonts w:ascii="Times New Roman" w:hAnsi="Times New Roman"/>
+          <w:sz w:val="24"/>
+          <w:u w:val="single"/>
+        </w:rPr>
+        <w:t>щоб</w:t>
+      </w:r>
+      <w:r>
+        <w:rPr>
+          <w:rFonts w:ascii="Times New Roman" w:hAnsi="Times New Roman"/>
+          <w:sz w:val="24"/>
+          <w:u w:val="single"/>
+        </w:rPr>
+        <w:t xml:space="preserve"> </w:t>
+      </w:r>
+      <w:r>
+        <w:rPr>
+          <w:rFonts w:ascii="Times New Roman" w:hAnsi="Times New Roman"/>
+          <w:sz w:val="24"/>
+          <w:u w:val="single"/>
+        </w:rPr>
+        <w:t>дя́кувати</w:t>
+      </w:r>
+      <w:r>
+        <w:rPr>
+          <w:rFonts w:ascii="Times New Roman" w:hAnsi="Times New Roman"/>
+          <w:sz w:val="24"/>
+          <w:u w:val="single"/>
+        </w:rPr>
+        <w:t xml:space="preserve"> </w:t>
+      </w:r>
+      <w:r>
+        <w:rPr>
+          <w:rFonts w:ascii="Times New Roman" w:hAnsi="Times New Roman"/>
+          <w:sz w:val="24"/>
+          <w:u w:val="single"/>
+        </w:rPr>
+        <w:t>І́мені</w:t>
+      </w:r>
+      <w:r>
+        <w:rPr>
+          <w:rFonts w:ascii="Times New Roman" w:hAnsi="Times New Roman"/>
+          <w:sz w:val="24"/>
+          <w:u w:val="single"/>
+        </w:rPr>
+        <w:t xml:space="preserve"> </w:t>
+      </w:r>
+      <w:r>
+        <w:rPr>
+          <w:rFonts w:ascii="Times New Roman" w:hAnsi="Times New Roman"/>
+          <w:sz w:val="24"/>
+          <w:u w:val="single"/>
+        </w:rPr>
+        <w:t>Твоє́му.</w:t>
+      </w:r>
+    </w:p>
+    <w:p>
+      <w:pPr>
+        <w:spacing w:after="120" w:line="240" w:lineRule="auto"/>
+        <w:jc w:val="both"/>
+        <w:rPr>
+          <w:rFonts w:ascii="Times New Roman" w:eastAsia="Times New Roman" w:hAnsi="Times New Roman" w:cs="Times New Roman"/>
+          <w:sz w:val="24"/>
+          <w:szCs w:val="24"/>
+        </w:rPr>
+      </w:pPr>
+      <w:r>
+        <w:rPr>
+          <w:rFonts w:ascii="Times New Roman" w:eastAsia="Times New Roman" w:hAnsi="Times New Roman" w:cs="Times New Roman"/>
+          <w:i/>
+          <w:color w:val="FF0000"/>
+          <w:sz w:val="24"/>
+          <w:szCs w:val="24"/>
+        </w:rPr>
+        <w:t xml:space="preserve">(г. 8): </w:t>
+      </w:r>
+      <w:r>
+        <w:rPr>
+          <w:rFonts w:ascii="Times New Roman" w:eastAsia="Times New Roman" w:hAnsi="Times New Roman" w:cs="Times New Roman"/>
+          <w:sz w:val="24"/>
+          <w:szCs w:val="24"/>
+        </w:rPr>
+        <w:t>Вечірню пісню і словесну службу* приносимо тобі, Христе,* бо ти зволив помилувати нас воскресінням.</w:t>
+      </w:r>
+    </w:p>
+    <w:p>
+      <w:pPr>
+        <w:spacing w:after="120"/>
+        <w:jc w:val="both"/>
+      </w:pPr>
+      <w:r>
+        <w:rPr>
+          <w:rFonts w:ascii="Times New Roman" w:hAnsi="Times New Roman"/>
+          <w:i/>
+          <w:color w:val="FF0000"/>
+          <w:sz w:val="24"/>
         </w:rPr>
         <w:t>Стих:</w:t>
       </w:r>
       <w:r>
         <w:rPr>
-          <w:rFonts w:ascii="Times New Roman" w:eastAsia="Times New Roman" w:hAnsi="Times New Roman" w:cs="Times New Roman"/>
-          <w:i/>
-          <w:sz w:val="24"/>
-          <w:szCs w:val="24"/>
+          <w:rFonts w:ascii="Times New Roman" w:hAnsi="Times New Roman"/>
+          <w:i/>
+          <w:sz w:val="24"/>
         </w:rPr>
         <w:t xml:space="preserve"> </w:t>
       </w:r>
       <w:r>
         <w:rPr>
-          <w:rFonts w:ascii="Times New Roman" w:eastAsia="Times New Roman" w:hAnsi="Times New Roman" w:cs="Times New Roman"/>
-          <w:sz w:val="24"/>
-          <w:szCs w:val="24"/>
+          <w:rFonts w:ascii="Times New Roman" w:hAnsi="Times New Roman"/>
+          <w:sz w:val="24"/>
           <w:u w:val="single"/>
         </w:rPr>
-        <w:t>Виведи з в'язниці мою душу,* щоб дякувати імені твоєму.</w:t>
-      </w:r>
-    </w:p>
-    <w:p>
-      <w:pPr>
-        <w:spacing w:after="120" w:line="240" w:lineRule="auto"/>
-        <w:jc w:val="both"/>
-        <w:rPr>
-          <w:rFonts w:ascii="Times New Roman" w:eastAsia="Times New Roman" w:hAnsi="Times New Roman" w:cs="Times New Roman"/>
-          <w:sz w:val="24"/>
-          <w:szCs w:val="24"/>
-        </w:rPr>
-      </w:pPr>
-      <w:r>
-        <w:rPr>
-          <w:rFonts w:ascii="Times New Roman" w:eastAsia="Times New Roman" w:hAnsi="Times New Roman" w:cs="Times New Roman"/>
-          <w:i/>
-          <w:color w:val="FF0000"/>
-          <w:sz w:val="24"/>
-          <w:szCs w:val="24"/>
-        </w:rPr>
-        <w:t xml:space="preserve">(г. 8): </w:t>
-      </w:r>
-      <w:r>
-        <w:rPr>
-          <w:rFonts w:ascii="Times New Roman" w:eastAsia="Times New Roman" w:hAnsi="Times New Roman" w:cs="Times New Roman"/>
-          <w:sz w:val="24"/>
-          <w:szCs w:val="24"/>
-        </w:rPr>
-        <w:t>Вечірню пісню і словесну службу* приносимо тобі, Христе,* бо ти зволив помилувати нас воскресінням.</w:t>
-      </w:r>
-    </w:p>
-    <w:p>
-      <w:pPr>
-        <w:spacing w:after="120" w:line="240" w:lineRule="auto"/>
-        <w:jc w:val="both"/>
-        <w:rPr>
-          <w:rFonts w:ascii="Times New Roman" w:eastAsia="Times New Roman" w:hAnsi="Times New Roman" w:cs="Times New Roman"/>
-          <w:sz w:val="24"/>
-          <w:szCs w:val="24"/>
+        <w:t>Мене́</w:t>
+      </w:r>
+      <w:r>
+        <w:rPr>
+          <w:rFonts w:ascii="Times New Roman" w:hAnsi="Times New Roman"/>
+          <w:sz w:val="24"/>
           <w:u w:val="single"/>
         </w:rPr>
-      </w:pPr>
-      <w:r>
-        <w:rPr>
-          <w:rFonts w:ascii="Times New Roman" w:eastAsia="Times New Roman" w:hAnsi="Times New Roman" w:cs="Times New Roman"/>
-          <w:i/>
-          <w:color w:val="FF0000"/>
-          <w:sz w:val="24"/>
-          <w:szCs w:val="24"/>
-        </w:rPr>
-        <w:t xml:space="preserve">Стих: </w:t>
-      </w:r>
-      <w:r>
-        <w:rPr>
-          <w:rFonts w:ascii="Times New Roman" w:eastAsia="Times New Roman" w:hAnsi="Times New Roman" w:cs="Times New Roman"/>
-          <w:sz w:val="24"/>
-          <w:szCs w:val="24"/>
+        <w:t xml:space="preserve"> </w:t>
+      </w:r>
+      <w:r>
+        <w:rPr>
+          <w:rFonts w:ascii="Times New Roman" w:hAnsi="Times New Roman"/>
+          <w:sz w:val="24"/>
           <w:u w:val="single"/>
         </w:rPr>
-        <w:t>Мене обступлять праведники,* бо ти добро мені вчиниш.</w:t>
+        <w:t>обсту́плять</w:t>
+      </w:r>
+      <w:r>
+        <w:rPr>
+          <w:rFonts w:ascii="Times New Roman" w:hAnsi="Times New Roman"/>
+          <w:sz w:val="24"/>
+          <w:u w:val="single"/>
+        </w:rPr>
+        <w:t xml:space="preserve"> </w:t>
+      </w:r>
+      <w:r>
+        <w:rPr>
+          <w:rFonts w:ascii="Times New Roman" w:hAnsi="Times New Roman"/>
+          <w:sz w:val="24"/>
+          <w:u w:val="single"/>
+        </w:rPr>
+        <w:t>пра́ведники,*</w:t>
+      </w:r>
+      <w:r>
+        <w:rPr>
+          <w:rFonts w:ascii="Times New Roman" w:hAnsi="Times New Roman"/>
+          <w:sz w:val="24"/>
+          <w:u w:val="single"/>
+        </w:rPr>
+        <w:t xml:space="preserve"> </w:t>
+      </w:r>
+      <w:r>
+        <w:rPr>
+          <w:rFonts w:ascii="Times New Roman" w:hAnsi="Times New Roman"/>
+          <w:sz w:val="24"/>
+          <w:u w:val="single"/>
+        </w:rPr>
+        <w:t>бо</w:t>
+      </w:r>
+      <w:r>
+        <w:rPr>
+          <w:rFonts w:ascii="Times New Roman" w:hAnsi="Times New Roman"/>
+          <w:sz w:val="24"/>
+          <w:u w:val="single"/>
+        </w:rPr>
+        <w:t xml:space="preserve"> </w:t>
+      </w:r>
+      <w:r>
+        <w:rPr>
+          <w:rFonts w:ascii="Times New Roman" w:hAnsi="Times New Roman"/>
+          <w:sz w:val="24"/>
+          <w:u w:val="single"/>
+        </w:rPr>
+        <w:t>Ти</w:t>
+      </w:r>
+      <w:r>
+        <w:rPr>
+          <w:rFonts w:ascii="Times New Roman" w:hAnsi="Times New Roman"/>
+          <w:sz w:val="24"/>
+          <w:u w:val="single"/>
+        </w:rPr>
+        <w:t xml:space="preserve"> </w:t>
+      </w:r>
+      <w:r>
+        <w:rPr>
+          <w:rFonts w:ascii="Times New Roman" w:hAnsi="Times New Roman"/>
+          <w:sz w:val="24"/>
+          <w:u w:val="single"/>
+        </w:rPr>
+        <w:t>добро́</w:t>
+      </w:r>
+      <w:r>
+        <w:rPr>
+          <w:rFonts w:ascii="Times New Roman" w:hAnsi="Times New Roman"/>
+          <w:sz w:val="24"/>
+          <w:u w:val="single"/>
+        </w:rPr>
+        <w:t xml:space="preserve"> </w:t>
+      </w:r>
+      <w:r>
+        <w:rPr>
+          <w:rFonts w:ascii="Times New Roman" w:hAnsi="Times New Roman"/>
+          <w:sz w:val="24"/>
+          <w:u w:val="single"/>
+        </w:rPr>
+        <w:t>мені́</w:t>
+      </w:r>
+      <w:r>
+        <w:rPr>
+          <w:rFonts w:ascii="Times New Roman" w:hAnsi="Times New Roman"/>
+          <w:sz w:val="24"/>
+          <w:u w:val="single"/>
+        </w:rPr>
+        <w:t xml:space="preserve"> </w:t>
+      </w:r>
+      <w:r>
+        <w:rPr>
+          <w:rFonts w:ascii="Times New Roman" w:hAnsi="Times New Roman"/>
+          <w:sz w:val="24"/>
+          <w:u w:val="single"/>
+        </w:rPr>
+        <w:t>вчи́ниш.</w:t>
       </w:r>
     </w:p>
     <w:p>
@@ -3547,41 +3778,177 @@
     </w:p>
     <w:p>
       <w:pPr>
-        <w:spacing w:after="120" w:line="240" w:lineRule="auto"/>
-        <w:jc w:val="both"/>
-        <w:rPr>
-          <w:rFonts w:ascii="Times New Roman" w:eastAsia="Times New Roman" w:hAnsi="Times New Roman" w:cs="Times New Roman"/>
-          <w:sz w:val="24"/>
-          <w:szCs w:val="24"/>
-        </w:rPr>
-      </w:pPr>
-      <w:r>
-        <w:rPr>
-          <w:rFonts w:ascii="Times New Roman" w:eastAsia="Times New Roman" w:hAnsi="Times New Roman" w:cs="Times New Roman"/>
-          <w:i/>
-          <w:color w:val="FF0000"/>
-          <w:sz w:val="24"/>
-          <w:szCs w:val="24"/>
+        <w:spacing w:after="120"/>
+        <w:jc w:val="both"/>
+      </w:pPr>
+      <w:r>
+        <w:rPr>
+          <w:rFonts w:ascii="Times New Roman" w:hAnsi="Times New Roman"/>
+          <w:i/>
+          <w:color w:val="FF0000"/>
+          <w:sz w:val="24"/>
         </w:rPr>
         <w:t>Стих:</w:t>
       </w:r>
       <w:r>
         <w:rPr>
-          <w:rFonts w:ascii="Times New Roman" w:eastAsia="Times New Roman" w:hAnsi="Times New Roman" w:cs="Times New Roman"/>
-          <w:i/>
-          <w:sz w:val="24"/>
-          <w:szCs w:val="24"/>
+          <w:rFonts w:ascii="Times New Roman" w:hAnsi="Times New Roman"/>
+          <w:i/>
+          <w:sz w:val="24"/>
         </w:rPr>
         <w:t xml:space="preserve"> </w:t>
       </w:r>
       <w:r>
         <w:rPr>
-          <w:rFonts w:ascii="Times New Roman" w:eastAsia="Times New Roman" w:hAnsi="Times New Roman" w:cs="Times New Roman"/>
-          <w:sz w:val="24"/>
-          <w:szCs w:val="24"/>
+          <w:rFonts w:ascii="Times New Roman" w:hAnsi="Times New Roman"/>
+          <w:sz w:val="24"/>
           <w:u w:val="single"/>
         </w:rPr>
-        <w:t>З глибин взиваю до тебе, Господи,* Господи, почуй мій голос.</w:t>
+        <w:t>З</w:t>
+      </w:r>
+      <w:r>
+        <w:rPr>
+          <w:rFonts w:ascii="Times New Roman" w:hAnsi="Times New Roman"/>
+          <w:sz w:val="24"/>
+          <w:u w:val="single"/>
+        </w:rPr>
+        <w:t xml:space="preserve"> </w:t>
+      </w:r>
+      <w:r>
+        <w:rPr>
+          <w:rFonts w:ascii="Times New Roman" w:hAnsi="Times New Roman"/>
+          <w:sz w:val="24"/>
+          <w:u w:val="single"/>
+        </w:rPr>
+        <w:t>глиби́н</w:t>
+      </w:r>
+      <w:r>
+        <w:rPr>
+          <w:rFonts w:ascii="Times New Roman" w:hAnsi="Times New Roman"/>
+          <w:sz w:val="24"/>
+          <w:u w:val="single"/>
+        </w:rPr>
+        <w:t xml:space="preserve"> </w:t>
+      </w:r>
+      <w:r>
+        <w:rPr>
+          <w:rFonts w:ascii="Times New Roman" w:hAnsi="Times New Roman"/>
+          <w:sz w:val="24"/>
+          <w:u w:val="single"/>
+        </w:rPr>
+        <w:t>взива́ю</w:t>
+      </w:r>
+      <w:r>
+        <w:rPr>
+          <w:rFonts w:ascii="Times New Roman" w:hAnsi="Times New Roman"/>
+          <w:sz w:val="24"/>
+          <w:u w:val="single"/>
+        </w:rPr>
+        <w:t xml:space="preserve"> </w:t>
+      </w:r>
+      <w:r>
+        <w:rPr>
+          <w:rFonts w:ascii="Times New Roman" w:hAnsi="Times New Roman"/>
+          <w:sz w:val="24"/>
+          <w:u w:val="single"/>
+        </w:rPr>
+        <w:t>до</w:t>
+      </w:r>
+      <w:r>
+        <w:rPr>
+          <w:rFonts w:ascii="Times New Roman" w:hAnsi="Times New Roman"/>
+          <w:sz w:val="24"/>
+          <w:u w:val="single"/>
+        </w:rPr>
+        <w:t xml:space="preserve"> </w:t>
+      </w:r>
+      <w:r>
+        <w:rPr>
+          <w:rFonts w:ascii="Times New Roman" w:hAnsi="Times New Roman"/>
+          <w:sz w:val="24"/>
+          <w:u w:val="single"/>
+        </w:rPr>
+        <w:t>Те́бе,</w:t>
+      </w:r>
+      <w:r>
+        <w:rPr>
+          <w:rFonts w:ascii="Times New Roman" w:hAnsi="Times New Roman"/>
+          <w:sz w:val="24"/>
+          <w:u w:val="single"/>
+        </w:rPr>
+        <w:t xml:space="preserve"> </w:t>
+      </w:r>
+      <w:r>
+        <w:rPr>
+          <w:rFonts w:ascii="Times New Roman" w:hAnsi="Times New Roman"/>
+          <w:sz w:val="24"/>
+          <w:u w:val="single"/>
+        </w:rPr>
+        <w:t>Го́споди,*</w:t>
+      </w:r>
+      <w:r>
+        <w:rPr>
+          <w:rFonts w:ascii="Times New Roman" w:hAnsi="Times New Roman"/>
+          <w:sz w:val="24"/>
+          <w:u w:val="single"/>
+        </w:rPr>
+        <w:t xml:space="preserve"> </w:t>
+      </w:r>
+      <w:r>
+        <w:rPr>
+          <w:rFonts w:ascii="Times New Roman" w:hAnsi="Times New Roman"/>
+          <w:sz w:val="24"/>
+          <w:u w:val="single"/>
+        </w:rPr>
+        <w:t>Го́споди,</w:t>
+      </w:r>
+      <w:r>
+        <w:rPr>
+          <w:rFonts w:ascii="Times New Roman" w:hAnsi="Times New Roman"/>
+          <w:sz w:val="24"/>
+          <w:u w:val="single"/>
+        </w:rPr>
+        <w:t xml:space="preserve"> </w:t>
+      </w:r>
+      <w:r>
+        <w:rPr>
+          <w:rFonts w:ascii="Times New Roman" w:hAnsi="Times New Roman"/>
+          <w:sz w:val="24"/>
+          <w:u w:val="single"/>
+        </w:rPr>
+        <w:t>почу́й</w:t>
+      </w:r>
+      <w:r>
+        <w:rPr>
+          <w:rFonts w:ascii="Times New Roman" w:hAnsi="Times New Roman"/>
+          <w:sz w:val="24"/>
+          <w:u w:val="single"/>
+        </w:rPr>
+        <w:t xml:space="preserve"> </w:t>
+      </w:r>
+      <w:r>
+        <w:rPr>
+          <w:rFonts w:ascii="Times New Roman" w:hAnsi="Times New Roman"/>
+          <w:sz w:val="24"/>
+          <w:u w:val="single"/>
+        </w:rPr>
+        <w:t>мій</w:t>
+      </w:r>
+      <w:r>
+        <w:rPr>
+          <w:rFonts w:ascii="Times New Roman" w:hAnsi="Times New Roman"/>
+          <w:sz w:val="24"/>
+          <w:u w:val="single"/>
+        </w:rPr>
+        <w:t xml:space="preserve"> </w:t>
+      </w:r>
+      <w:r>
+        <w:rPr>
+          <w:rFonts w:ascii="Times New Roman" w:hAnsi="Times New Roman"/>
+          <w:sz w:val="24"/>
+          <w:u w:val="single"/>
+        </w:rPr>
+        <w:t>го́лос.</w:t>
       </w:r>
     </w:p>
     <w:p>
@@ -3605,33 +3972,161 @@
     </w:p>
     <w:p>
       <w:pPr>
-        <w:spacing w:after="120" w:line="240" w:lineRule="auto"/>
-        <w:jc w:val="both"/>
-        <w:rPr>
-          <w:rFonts w:ascii="Times New Roman" w:eastAsia="Times New Roman" w:hAnsi="Times New Roman" w:cs="Times New Roman"/>
-          <w:sz w:val="24"/>
-          <w:szCs w:val="24"/>
+        <w:spacing w:after="120"/>
+        <w:jc w:val="both"/>
+      </w:pPr>
+      <w:r>
+        <w:rPr>
+          <w:rFonts w:ascii="Times New Roman" w:hAnsi="Times New Roman"/>
+          <w:i/>
+          <w:color w:val="FF0000"/>
+          <w:sz w:val="24"/>
+        </w:rPr>
+        <w:t>Стих:</w:t>
+      </w:r>
+      <w:r>
+        <w:rPr>
+          <w:rFonts w:ascii="Times New Roman" w:hAnsi="Times New Roman"/>
+          <w:i/>
+          <w:sz w:val="24"/>
+        </w:rPr>
+        <w:t xml:space="preserve"> </w:t>
+      </w:r>
+      <w:r>
+        <w:rPr>
+          <w:rFonts w:ascii="Times New Roman" w:hAnsi="Times New Roman"/>
+          <w:sz w:val="24"/>
           <w:u w:val="single"/>
         </w:rPr>
-      </w:pPr>
-      <w:r>
-        <w:rPr>
-          <w:rFonts w:ascii="Times New Roman" w:eastAsia="Times New Roman" w:hAnsi="Times New Roman" w:cs="Times New Roman"/>
-          <w:i/>
-          <w:color w:val="FF0000"/>
-          <w:sz w:val="24"/>
-          <w:szCs w:val="24"/>
-        </w:rPr>
-        <w:t xml:space="preserve">Стих: </w:t>
-      </w:r>
-      <w:r>
-        <w:rPr>
-          <w:rFonts w:ascii="Times New Roman" w:eastAsia="Times New Roman" w:hAnsi="Times New Roman" w:cs="Times New Roman"/>
-          <w:sz w:val="24"/>
-          <w:szCs w:val="24"/>
+        <w:t>Неха́й</w:t>
+      </w:r>
+      <w:r>
+        <w:rPr>
+          <w:rFonts w:ascii="Times New Roman" w:hAnsi="Times New Roman"/>
+          <w:sz w:val="24"/>
           <w:u w:val="single"/>
         </w:rPr>
-        <w:t>Нехай будуть твої вуха уважні,* до голосу благання мого.</w:t>
+        <w:t xml:space="preserve"> </w:t>
+      </w:r>
+      <w:r>
+        <w:rPr>
+          <w:rFonts w:ascii="Times New Roman" w:hAnsi="Times New Roman"/>
+          <w:sz w:val="24"/>
+          <w:u w:val="single"/>
+        </w:rPr>
+        <w:t>бу́дуть</w:t>
+      </w:r>
+      <w:r>
+        <w:rPr>
+          <w:rFonts w:ascii="Times New Roman" w:hAnsi="Times New Roman"/>
+          <w:sz w:val="24"/>
+          <w:u w:val="single"/>
+        </w:rPr>
+        <w:t xml:space="preserve"> </w:t>
+      </w:r>
+      <w:r>
+        <w:rPr>
+          <w:rFonts w:ascii="Times New Roman" w:hAnsi="Times New Roman"/>
+          <w:sz w:val="24"/>
+          <w:u w:val="single"/>
+        </w:rPr>
+        <w:t>Твої́</w:t>
+      </w:r>
+      <w:r>
+        <w:rPr>
+          <w:rFonts w:ascii="Times New Roman" w:hAnsi="Times New Roman"/>
+          <w:sz w:val="24"/>
+          <w:u w:val="single"/>
+        </w:rPr>
+        <w:t xml:space="preserve"> </w:t>
+      </w:r>
+      <w:r>
+        <w:rPr>
+          <w:rFonts w:ascii="Times New Roman" w:hAnsi="Times New Roman"/>
+          <w:sz w:val="24"/>
+          <w:u w:val="single"/>
+        </w:rPr>
+        <w:t>ву́ха</w:t>
+      </w:r>
+      <w:r>
+        <w:rPr>
+          <w:rFonts w:ascii="Times New Roman" w:hAnsi="Times New Roman"/>
+          <w:sz w:val="24"/>
+          <w:u w:val="single"/>
+        </w:rPr>
+        <w:t xml:space="preserve"> </w:t>
+      </w:r>
+      <w:r>
+        <w:rPr>
+          <w:rFonts w:ascii="Times New Roman" w:hAnsi="Times New Roman"/>
+          <w:sz w:val="24"/>
+          <w:u w:val="single"/>
+        </w:rPr>
+        <w:t>ува́жні,*</w:t>
+      </w:r>
+      <w:r>
+        <w:rPr>
+          <w:rFonts w:ascii="Times New Roman" w:hAnsi="Times New Roman"/>
+          <w:sz w:val="24"/>
+          <w:u w:val="single"/>
+        </w:rPr>
+        <w:t xml:space="preserve"> </w:t>
+      </w:r>
+      <w:r>
+        <w:rPr>
+          <w:rFonts w:ascii="Times New Roman" w:hAnsi="Times New Roman"/>
+          <w:sz w:val="24"/>
+          <w:u w:val="single"/>
+        </w:rPr>
+        <w:t>до</w:t>
+      </w:r>
+      <w:r>
+        <w:rPr>
+          <w:rFonts w:ascii="Times New Roman" w:hAnsi="Times New Roman"/>
+          <w:sz w:val="24"/>
+          <w:u w:val="single"/>
+        </w:rPr>
+        <w:t xml:space="preserve"> </w:t>
+      </w:r>
+      <w:r>
+        <w:rPr>
+          <w:rFonts w:ascii="Times New Roman" w:hAnsi="Times New Roman"/>
+          <w:sz w:val="24"/>
+          <w:u w:val="single"/>
+        </w:rPr>
+        <w:t>го́лосу</w:t>
+      </w:r>
+      <w:r>
+        <w:rPr>
+          <w:rFonts w:ascii="Times New Roman" w:hAnsi="Times New Roman"/>
+          <w:sz w:val="24"/>
+          <w:u w:val="single"/>
+        </w:rPr>
+        <w:t xml:space="preserve"> </w:t>
+      </w:r>
+      <w:r>
+        <w:rPr>
+          <w:rFonts w:ascii="Times New Roman" w:hAnsi="Times New Roman"/>
+          <w:sz w:val="24"/>
+          <w:u w:val="single"/>
+        </w:rPr>
+        <w:t>бла́гання</w:t>
+      </w:r>
+      <w:r>
+        <w:rPr>
+          <w:rFonts w:ascii="Times New Roman" w:hAnsi="Times New Roman"/>
+          <w:sz w:val="24"/>
+          <w:u w:val="single"/>
+        </w:rPr>
+        <w:t xml:space="preserve"> </w:t>
+      </w:r>
+      <w:r>
+        <w:rPr>
+          <w:rFonts w:ascii="Times New Roman" w:hAnsi="Times New Roman"/>
+          <w:sz w:val="24"/>
+          <w:u w:val="single"/>
+        </w:rPr>
+        <w:t>мого́.</w:t>
       </w:r>
     </w:p>
     <w:p>
@@ -3655,91 +4150,579 @@
     </w:p>
     <w:p>
       <w:pPr>
-        <w:spacing w:after="120" w:line="240" w:lineRule="auto"/>
-        <w:rPr>
-          <w:rFonts w:ascii="Times New Roman" w:eastAsia="Times New Roman" w:hAnsi="Times New Roman" w:cs="Times New Roman"/>
-          <w:sz w:val="24"/>
-          <w:szCs w:val="24"/>
+        <w:spacing w:after="120"/>
+        <w:jc w:val="both"/>
+      </w:pPr>
+      <w:r>
+        <w:rPr>
+          <w:rFonts w:ascii="Times New Roman" w:hAnsi="Times New Roman"/>
+          <w:i/>
+          <w:color w:val="FF0000"/>
+          <w:sz w:val="24"/>
+        </w:rPr>
+        <w:t>Стих:</w:t>
+      </w:r>
+      <w:r>
+        <w:rPr>
+          <w:rFonts w:ascii="Times New Roman" w:hAnsi="Times New Roman"/>
+          <w:i/>
+          <w:sz w:val="24"/>
+        </w:rPr>
+        <w:t xml:space="preserve"> </w:t>
+      </w:r>
+      <w:r>
+        <w:rPr>
+          <w:rFonts w:ascii="Times New Roman" w:hAnsi="Times New Roman"/>
+          <w:sz w:val="24"/>
           <w:u w:val="single"/>
         </w:rPr>
-      </w:pPr>
-      <w:r>
-        <w:rPr>
-          <w:rFonts w:ascii="Times New Roman" w:eastAsia="Times New Roman" w:hAnsi="Times New Roman" w:cs="Times New Roman"/>
-          <w:i/>
-          <w:color w:val="FF0000"/>
-          <w:sz w:val="24"/>
-          <w:szCs w:val="24"/>
+        <w:t>Коли́</w:t>
+      </w:r>
+      <w:r>
+        <w:rPr>
+          <w:rFonts w:ascii="Times New Roman" w:hAnsi="Times New Roman"/>
+          <w:sz w:val="24"/>
+          <w:u w:val="single"/>
+        </w:rPr>
+        <w:t xml:space="preserve"> </w:t>
+      </w:r>
+      <w:r>
+        <w:rPr>
+          <w:rFonts w:ascii="Times New Roman" w:hAnsi="Times New Roman"/>
+          <w:sz w:val="24"/>
+          <w:u w:val="single"/>
+        </w:rPr>
+        <w:t>Ти,</w:t>
+      </w:r>
+      <w:r>
+        <w:rPr>
+          <w:rFonts w:ascii="Times New Roman" w:hAnsi="Times New Roman"/>
+          <w:sz w:val="24"/>
+          <w:u w:val="single"/>
+        </w:rPr>
+        <w:t xml:space="preserve"> </w:t>
+      </w:r>
+      <w:r>
+        <w:rPr>
+          <w:rFonts w:ascii="Times New Roman" w:hAnsi="Times New Roman"/>
+          <w:sz w:val="24"/>
+          <w:u w:val="single"/>
+        </w:rPr>
+        <w:t>Го́споди,</w:t>
+      </w:r>
+      <w:r>
+        <w:rPr>
+          <w:rFonts w:ascii="Times New Roman" w:hAnsi="Times New Roman"/>
+          <w:sz w:val="24"/>
+          <w:u w:val="single"/>
+        </w:rPr>
+        <w:t xml:space="preserve"> </w:t>
+      </w:r>
+      <w:r>
+        <w:rPr>
+          <w:rFonts w:ascii="Times New Roman" w:hAnsi="Times New Roman"/>
+          <w:sz w:val="24"/>
+          <w:u w:val="single"/>
+        </w:rPr>
+        <w:t>зважа́тимеш</w:t>
+      </w:r>
+      <w:r>
+        <w:rPr>
+          <w:rFonts w:ascii="Times New Roman" w:hAnsi="Times New Roman"/>
+          <w:sz w:val="24"/>
+          <w:u w:val="single"/>
+        </w:rPr>
+        <w:t xml:space="preserve"> </w:t>
+      </w:r>
+      <w:r>
+        <w:rPr>
+          <w:rFonts w:ascii="Times New Roman" w:hAnsi="Times New Roman"/>
+          <w:sz w:val="24"/>
+          <w:u w:val="single"/>
+        </w:rPr>
+        <w:t>на</w:t>
+      </w:r>
+      <w:r>
+        <w:rPr>
+          <w:rFonts w:ascii="Times New Roman" w:hAnsi="Times New Roman"/>
+          <w:sz w:val="24"/>
+          <w:u w:val="single"/>
+        </w:rPr>
+        <w:t xml:space="preserve"> </w:t>
+      </w:r>
+      <w:r>
+        <w:rPr>
+          <w:rFonts w:ascii="Times New Roman" w:hAnsi="Times New Roman"/>
+          <w:sz w:val="24"/>
+          <w:u w:val="single"/>
+        </w:rPr>
+        <w:t>беззако́ння,</w:t>
+      </w:r>
+      <w:r>
+        <w:rPr>
+          <w:rFonts w:ascii="Times New Roman" w:hAnsi="Times New Roman"/>
+          <w:sz w:val="24"/>
+          <w:u w:val="single"/>
+        </w:rPr>
+        <w:t xml:space="preserve"> </w:t>
+      </w:r>
+      <w:r>
+        <w:rPr>
+          <w:rFonts w:ascii="Times New Roman" w:hAnsi="Times New Roman"/>
+          <w:sz w:val="24"/>
+          <w:u w:val="single"/>
+        </w:rPr>
+        <w:t>то</w:t>
+      </w:r>
+      <w:r>
+        <w:rPr>
+          <w:rFonts w:ascii="Times New Roman" w:hAnsi="Times New Roman"/>
+          <w:sz w:val="24"/>
+          <w:u w:val="single"/>
+        </w:rPr>
+        <w:t xml:space="preserve"> </w:t>
+      </w:r>
+      <w:r>
+        <w:rPr>
+          <w:rFonts w:ascii="Times New Roman" w:hAnsi="Times New Roman"/>
+          <w:sz w:val="24"/>
+          <w:u w:val="single"/>
+        </w:rPr>
+        <w:t>хто</w:t>
+      </w:r>
+      <w:r>
+        <w:rPr>
+          <w:rFonts w:ascii="Times New Roman" w:hAnsi="Times New Roman"/>
+          <w:sz w:val="24"/>
+          <w:u w:val="single"/>
+        </w:rPr>
+        <w:t xml:space="preserve"> </w:t>
+      </w:r>
+      <w:r>
+        <w:rPr>
+          <w:rFonts w:ascii="Times New Roman" w:hAnsi="Times New Roman"/>
+          <w:sz w:val="24"/>
+          <w:u w:val="single"/>
+        </w:rPr>
+        <w:t>всто́їться,</w:t>
+      </w:r>
+      <w:r>
+        <w:rPr>
+          <w:rFonts w:ascii="Times New Roman" w:hAnsi="Times New Roman"/>
+          <w:sz w:val="24"/>
+          <w:u w:val="single"/>
+        </w:rPr>
+        <w:t xml:space="preserve"> </w:t>
+      </w:r>
+      <w:r>
+        <w:rPr>
+          <w:rFonts w:ascii="Times New Roman" w:hAnsi="Times New Roman"/>
+          <w:sz w:val="24"/>
+          <w:u w:val="single"/>
+        </w:rPr>
+        <w:t>Го́споди.*</w:t>
+      </w:r>
+      <w:r>
+        <w:rPr>
+          <w:rFonts w:ascii="Times New Roman" w:hAnsi="Times New Roman"/>
+          <w:sz w:val="24"/>
+          <w:u w:val="single"/>
+        </w:rPr>
+        <w:t xml:space="preserve"> </w:t>
+      </w:r>
+      <w:r>
+        <w:rPr>
+          <w:rFonts w:ascii="Times New Roman" w:hAnsi="Times New Roman"/>
+          <w:sz w:val="24"/>
+          <w:u w:val="single"/>
+        </w:rPr>
+        <w:t>Та</w:t>
+      </w:r>
+      <w:r>
+        <w:rPr>
+          <w:rFonts w:ascii="Times New Roman" w:hAnsi="Times New Roman"/>
+          <w:sz w:val="24"/>
+          <w:u w:val="single"/>
+        </w:rPr>
+        <w:t xml:space="preserve"> </w:t>
+      </w:r>
+      <w:r>
+        <w:rPr>
+          <w:rFonts w:ascii="Times New Roman" w:hAnsi="Times New Roman"/>
+          <w:sz w:val="24"/>
+          <w:u w:val="single"/>
+        </w:rPr>
+        <w:t>в</w:t>
+      </w:r>
+      <w:r>
+        <w:rPr>
+          <w:rFonts w:ascii="Times New Roman" w:hAnsi="Times New Roman"/>
+          <w:sz w:val="24"/>
+          <w:u w:val="single"/>
+        </w:rPr>
+        <w:t xml:space="preserve"> </w:t>
+      </w:r>
+      <w:r>
+        <w:rPr>
+          <w:rFonts w:ascii="Times New Roman" w:hAnsi="Times New Roman"/>
+          <w:sz w:val="24"/>
+          <w:u w:val="single"/>
+        </w:rPr>
+        <w:t>Те́бе</w:t>
+      </w:r>
+      <w:r>
+        <w:rPr>
+          <w:rFonts w:ascii="Times New Roman" w:hAnsi="Times New Roman"/>
+          <w:sz w:val="24"/>
+          <w:u w:val="single"/>
+        </w:rPr>
+        <w:t xml:space="preserve"> </w:t>
+      </w:r>
+      <w:r>
+        <w:rPr>
+          <w:rFonts w:ascii="Times New Roman" w:hAnsi="Times New Roman"/>
+          <w:sz w:val="24"/>
+          <w:u w:val="single"/>
+        </w:rPr>
+        <w:t>є</w:t>
+      </w:r>
+      <w:r>
+        <w:rPr>
+          <w:rFonts w:ascii="Times New Roman" w:hAnsi="Times New Roman"/>
+          <w:sz w:val="24"/>
+          <w:u w:val="single"/>
+        </w:rPr>
+        <w:t xml:space="preserve"> </w:t>
+      </w:r>
+      <w:r>
+        <w:rPr>
+          <w:rFonts w:ascii="Times New Roman" w:hAnsi="Times New Roman"/>
+          <w:sz w:val="24"/>
+          <w:u w:val="single"/>
+        </w:rPr>
+        <w:t>проще́ння.</w:t>
+      </w:r>
+    </w:p>
+    <w:p>
+      <w:pPr>
+        <w:spacing w:after="120" w:line="240" w:lineRule="auto"/>
+        <w:jc w:val="both"/>
+        <w:rPr>
+          <w:rFonts w:ascii="Times New Roman" w:eastAsia="Times New Roman" w:hAnsi="Times New Roman" w:cs="Times New Roman"/>
+          <w:sz w:val="24"/>
+          <w:szCs w:val="24"/>
+        </w:rPr>
+      </w:pPr>
+      <w:r>
+        <w:rPr>
+          <w:rFonts w:ascii="Times New Roman" w:eastAsia="Times New Roman" w:hAnsi="Times New Roman" w:cs="Times New Roman"/>
+          <w:sz w:val="24"/>
+          <w:szCs w:val="24"/>
+        </w:rPr>
+        <w:t>Твоє воскресіння з мертвих славословимо, Христе,* бо ним ти визволив рід Адама від адської муки* і, як Бог, дав ти світові життя вічне й велику милість.</w:t>
+      </w:r>
+    </w:p>
+    <w:p>
+      <w:pPr>
+        <w:spacing w:after="120"/>
+        <w:jc w:val="both"/>
+      </w:pPr>
+      <w:r>
+        <w:rPr>
+          <w:rFonts w:ascii="Times New Roman" w:hAnsi="Times New Roman"/>
+          <w:i/>
+          <w:color w:val="FF0000"/>
+          <w:sz w:val="24"/>
         </w:rPr>
         <w:t>Стих:</w:t>
       </w:r>
       <w:r>
         <w:rPr>
-          <w:rFonts w:ascii="Times New Roman" w:eastAsia="Times New Roman" w:hAnsi="Times New Roman" w:cs="Times New Roman"/>
-          <w:i/>
-          <w:sz w:val="24"/>
-          <w:szCs w:val="24"/>
+          <w:rFonts w:ascii="Times New Roman" w:hAnsi="Times New Roman"/>
+          <w:i/>
+          <w:sz w:val="24"/>
         </w:rPr>
         <w:t xml:space="preserve"> </w:t>
       </w:r>
       <w:r>
         <w:rPr>
-          <w:rFonts w:ascii="Times New Roman" w:eastAsia="Times New Roman" w:hAnsi="Times New Roman" w:cs="Times New Roman"/>
-          <w:sz w:val="24"/>
-          <w:szCs w:val="24"/>
+          <w:rFonts w:ascii="Times New Roman" w:hAnsi="Times New Roman"/>
+          <w:sz w:val="24"/>
           <w:u w:val="single"/>
         </w:rPr>
-        <w:t>Коли ти, Господи, зважатимеш на беззаконня,* то хто встоїться, Господи, та в тебе є прощення.</w:t>
-      </w:r>
-    </w:p>
-    <w:p>
-      <w:pPr>
-        <w:spacing w:after="120" w:line="240" w:lineRule="auto"/>
-        <w:jc w:val="both"/>
-        <w:rPr>
-          <w:rFonts w:ascii="Times New Roman" w:eastAsia="Times New Roman" w:hAnsi="Times New Roman" w:cs="Times New Roman"/>
-          <w:sz w:val="24"/>
-          <w:szCs w:val="24"/>
-        </w:rPr>
-      </w:pPr>
-      <w:r>
-        <w:rPr>
-          <w:rFonts w:ascii="Times New Roman" w:eastAsia="Times New Roman" w:hAnsi="Times New Roman" w:cs="Times New Roman"/>
-          <w:sz w:val="24"/>
-          <w:szCs w:val="24"/>
-        </w:rPr>
-        <w:t>Твоє воскресіння з мертвих славословимо, Христе,* бо ним ти визволив рід Адама від адської муки* і, як Бог, дав ти світові життя вічне й велику милість.</w:t>
-      </w:r>
-    </w:p>
-    <w:p>
-      <w:pPr>
-        <w:spacing w:after="120" w:line="240" w:lineRule="auto"/>
-        <w:jc w:val="both"/>
-        <w:rPr>
-          <w:rFonts w:ascii="Times New Roman" w:eastAsia="Times New Roman" w:hAnsi="Times New Roman" w:cs="Times New Roman"/>
-          <w:sz w:val="24"/>
-          <w:szCs w:val="24"/>
+        <w:t>За́для</w:t>
+      </w:r>
+      <w:r>
+        <w:rPr>
+          <w:rFonts w:ascii="Times New Roman" w:hAnsi="Times New Roman"/>
+          <w:sz w:val="24"/>
           <w:u w:val="single"/>
         </w:rPr>
-      </w:pPr>
-      <w:r>
-        <w:rPr>
-          <w:rFonts w:ascii="Times New Roman" w:eastAsia="Times New Roman" w:hAnsi="Times New Roman" w:cs="Times New Roman"/>
-          <w:i/>
-          <w:color w:val="FF0000"/>
-          <w:sz w:val="24"/>
-          <w:szCs w:val="24"/>
-        </w:rPr>
-        <w:t xml:space="preserve">Стих: </w:t>
-      </w:r>
-      <w:r>
-        <w:rPr>
-          <w:rFonts w:ascii="Times New Roman" w:eastAsia="Times New Roman" w:hAnsi="Times New Roman" w:cs="Times New Roman"/>
-          <w:sz w:val="24"/>
-          <w:szCs w:val="24"/>
+        <w:t xml:space="preserve"> </w:t>
+      </w:r>
+      <w:r>
+        <w:rPr>
+          <w:rFonts w:ascii="Times New Roman" w:hAnsi="Times New Roman"/>
+          <w:sz w:val="24"/>
           <w:u w:val="single"/>
         </w:rPr>
-        <w:t>Задля імени твого надіюсь на тебе, Господи,* надіється душа моя на слово твоє; надіється душа моя на Господа.</w:t>
+        <w:t>І́мени</w:t>
+      </w:r>
+      <w:r>
+        <w:rPr>
+          <w:rFonts w:ascii="Times New Roman" w:hAnsi="Times New Roman"/>
+          <w:sz w:val="24"/>
+          <w:u w:val="single"/>
+        </w:rPr>
+        <w:t xml:space="preserve"> </w:t>
+      </w:r>
+      <w:r>
+        <w:rPr>
+          <w:rFonts w:ascii="Times New Roman" w:hAnsi="Times New Roman"/>
+          <w:sz w:val="24"/>
+          <w:u w:val="single"/>
+        </w:rPr>
+        <w:t>Твого́</w:t>
+      </w:r>
+      <w:r>
+        <w:rPr>
+          <w:rFonts w:ascii="Times New Roman" w:hAnsi="Times New Roman"/>
+          <w:sz w:val="24"/>
+          <w:u w:val="single"/>
+        </w:rPr>
+        <w:t xml:space="preserve"> </w:t>
+      </w:r>
+      <w:r>
+        <w:rPr>
+          <w:rFonts w:ascii="Times New Roman" w:hAnsi="Times New Roman"/>
+          <w:sz w:val="24"/>
+          <w:u w:val="single"/>
+        </w:rPr>
+        <w:t>наді́юсь</w:t>
+      </w:r>
+      <w:r>
+        <w:rPr>
+          <w:rFonts w:ascii="Times New Roman" w:hAnsi="Times New Roman"/>
+          <w:sz w:val="24"/>
+          <w:u w:val="single"/>
+        </w:rPr>
+        <w:t xml:space="preserve"> </w:t>
+      </w:r>
+      <w:r>
+        <w:rPr>
+          <w:rFonts w:ascii="Times New Roman" w:hAnsi="Times New Roman"/>
+          <w:sz w:val="24"/>
+          <w:u w:val="single"/>
+        </w:rPr>
+        <w:t>на</w:t>
+      </w:r>
+      <w:r>
+        <w:rPr>
+          <w:rFonts w:ascii="Times New Roman" w:hAnsi="Times New Roman"/>
+          <w:sz w:val="24"/>
+          <w:u w:val="single"/>
+        </w:rPr>
+        <w:t xml:space="preserve"> </w:t>
+      </w:r>
+      <w:r>
+        <w:rPr>
+          <w:rFonts w:ascii="Times New Roman" w:hAnsi="Times New Roman"/>
+          <w:sz w:val="24"/>
+          <w:u w:val="single"/>
+        </w:rPr>
+        <w:t>Те́бе,</w:t>
+      </w:r>
+      <w:r>
+        <w:rPr>
+          <w:rFonts w:ascii="Times New Roman" w:hAnsi="Times New Roman"/>
+          <w:sz w:val="24"/>
+          <w:u w:val="single"/>
+        </w:rPr>
+        <w:t xml:space="preserve"> </w:t>
+      </w:r>
+      <w:r>
+        <w:rPr>
+          <w:rFonts w:ascii="Times New Roman" w:hAnsi="Times New Roman"/>
+          <w:sz w:val="24"/>
+          <w:u w:val="single"/>
+        </w:rPr>
+        <w:t>Го́споди,</w:t>
+      </w:r>
+      <w:r>
+        <w:rPr>
+          <w:rFonts w:ascii="Times New Roman" w:hAnsi="Times New Roman"/>
+          <w:sz w:val="24"/>
+          <w:u w:val="single"/>
+        </w:rPr>
+        <w:t xml:space="preserve"> </w:t>
+      </w:r>
+      <w:r>
+        <w:rPr>
+          <w:rFonts w:ascii="Times New Roman" w:hAnsi="Times New Roman"/>
+          <w:sz w:val="24"/>
+          <w:u w:val="single"/>
+        </w:rPr>
+        <w:t>наді́ється</w:t>
+      </w:r>
+      <w:r>
+        <w:rPr>
+          <w:rFonts w:ascii="Times New Roman" w:hAnsi="Times New Roman"/>
+          <w:sz w:val="24"/>
+          <w:u w:val="single"/>
+        </w:rPr>
+        <w:t xml:space="preserve"> </w:t>
+      </w:r>
+      <w:r>
+        <w:rPr>
+          <w:rFonts w:ascii="Times New Roman" w:hAnsi="Times New Roman"/>
+          <w:sz w:val="24"/>
+          <w:u w:val="single"/>
+        </w:rPr>
+        <w:t>душа́</w:t>
+      </w:r>
+      <w:r>
+        <w:rPr>
+          <w:rFonts w:ascii="Times New Roman" w:hAnsi="Times New Roman"/>
+          <w:sz w:val="24"/>
+          <w:u w:val="single"/>
+        </w:rPr>
+        <w:t xml:space="preserve"> </w:t>
+      </w:r>
+      <w:r>
+        <w:rPr>
+          <w:rFonts w:ascii="Times New Roman" w:hAnsi="Times New Roman"/>
+          <w:sz w:val="24"/>
+          <w:u w:val="single"/>
+        </w:rPr>
+        <w:t>моя́</w:t>
+      </w:r>
+      <w:r>
+        <w:rPr>
+          <w:rFonts w:ascii="Times New Roman" w:hAnsi="Times New Roman"/>
+          <w:sz w:val="24"/>
+          <w:u w:val="single"/>
+        </w:rPr>
+        <w:t xml:space="preserve"> </w:t>
+      </w:r>
+      <w:r>
+        <w:rPr>
+          <w:rFonts w:ascii="Times New Roman" w:hAnsi="Times New Roman"/>
+          <w:sz w:val="24"/>
+          <w:u w:val="single"/>
+        </w:rPr>
+        <w:t>на</w:t>
+      </w:r>
+      <w:r>
+        <w:rPr>
+          <w:rFonts w:ascii="Times New Roman" w:hAnsi="Times New Roman"/>
+          <w:sz w:val="24"/>
+          <w:u w:val="single"/>
+        </w:rPr>
+        <w:t xml:space="preserve"> </w:t>
+      </w:r>
+      <w:r>
+        <w:rPr>
+          <w:rFonts w:ascii="Times New Roman" w:hAnsi="Times New Roman"/>
+          <w:sz w:val="24"/>
+          <w:u w:val="single"/>
+        </w:rPr>
+        <w:t>сло́во</w:t>
+      </w:r>
+      <w:r>
+        <w:rPr>
+          <w:rFonts w:ascii="Times New Roman" w:hAnsi="Times New Roman"/>
+          <w:sz w:val="24"/>
+          <w:u w:val="single"/>
+        </w:rPr>
+        <w:t xml:space="preserve"> </w:t>
+      </w:r>
+      <w:r>
+        <w:rPr>
+          <w:rFonts w:ascii="Times New Roman" w:hAnsi="Times New Roman"/>
+          <w:sz w:val="24"/>
+          <w:u w:val="single"/>
+        </w:rPr>
+        <w:t>Твоє́;*</w:t>
+      </w:r>
+      <w:r>
+        <w:rPr>
+          <w:rFonts w:ascii="Times New Roman" w:hAnsi="Times New Roman"/>
+          <w:sz w:val="24"/>
+          <w:u w:val="single"/>
+        </w:rPr>
+        <w:t xml:space="preserve"> </w:t>
+      </w:r>
+      <w:r>
+        <w:rPr>
+          <w:rFonts w:ascii="Times New Roman" w:hAnsi="Times New Roman"/>
+          <w:sz w:val="24"/>
+          <w:u w:val="single"/>
+        </w:rPr>
+        <w:t>наді́ється</w:t>
+      </w:r>
+      <w:r>
+        <w:rPr>
+          <w:rFonts w:ascii="Times New Roman" w:hAnsi="Times New Roman"/>
+          <w:sz w:val="24"/>
+          <w:u w:val="single"/>
+        </w:rPr>
+        <w:t xml:space="preserve"> </w:t>
+      </w:r>
+      <w:r>
+        <w:rPr>
+          <w:rFonts w:ascii="Times New Roman" w:hAnsi="Times New Roman"/>
+          <w:sz w:val="24"/>
+          <w:u w:val="single"/>
+        </w:rPr>
+        <w:t>душа́</w:t>
+      </w:r>
+      <w:r>
+        <w:rPr>
+          <w:rFonts w:ascii="Times New Roman" w:hAnsi="Times New Roman"/>
+          <w:sz w:val="24"/>
+          <w:u w:val="single"/>
+        </w:rPr>
+        <w:t xml:space="preserve"> </w:t>
+      </w:r>
+      <w:r>
+        <w:rPr>
+          <w:rFonts w:ascii="Times New Roman" w:hAnsi="Times New Roman"/>
+          <w:sz w:val="24"/>
+          <w:u w:val="single"/>
+        </w:rPr>
+        <w:t>моя́</w:t>
+      </w:r>
+      <w:r>
+        <w:rPr>
+          <w:rFonts w:ascii="Times New Roman" w:hAnsi="Times New Roman"/>
+          <w:sz w:val="24"/>
+          <w:u w:val="single"/>
+        </w:rPr>
+        <w:t xml:space="preserve"> </w:t>
+      </w:r>
+      <w:r>
+        <w:rPr>
+          <w:rFonts w:ascii="Times New Roman" w:hAnsi="Times New Roman"/>
+          <w:sz w:val="24"/>
+          <w:u w:val="single"/>
+        </w:rPr>
+        <w:t>на</w:t>
+      </w:r>
+      <w:r>
+        <w:rPr>
+          <w:rFonts w:ascii="Times New Roman" w:hAnsi="Times New Roman"/>
+          <w:sz w:val="24"/>
+          <w:u w:val="single"/>
+        </w:rPr>
+        <w:t xml:space="preserve"> </w:t>
+      </w:r>
+      <w:r>
+        <w:rPr>
+          <w:rFonts w:ascii="Times New Roman" w:hAnsi="Times New Roman"/>
+          <w:sz w:val="24"/>
+          <w:u w:val="single"/>
+        </w:rPr>
+        <w:t>Го́спода.</w:t>
       </w:r>
     </w:p>
     <w:p>
@@ -3763,235 +4746,906 @@
     </w:p>
     <w:p>
       <w:pPr>
-        <w:spacing w:after="120" w:line="240" w:lineRule="auto"/>
-        <w:jc w:val="both"/>
-        <w:rPr>
-          <w:rFonts w:ascii="Times New Roman" w:eastAsia="Times New Roman" w:hAnsi="Times New Roman" w:cs="Times New Roman"/>
-          <w:sz w:val="24"/>
-          <w:szCs w:val="24"/>
+        <w:spacing w:after="120"/>
+        <w:jc w:val="both"/>
+      </w:pPr>
+      <w:r>
+        <w:rPr>
+          <w:rFonts w:ascii="Times New Roman" w:hAnsi="Times New Roman"/>
+          <w:i/>
+          <w:color w:val="FF0000"/>
+          <w:sz w:val="24"/>
+        </w:rPr>
+        <w:t>Стих:</w:t>
+      </w:r>
+      <w:r>
+        <w:rPr>
+          <w:rFonts w:ascii="Times New Roman" w:hAnsi="Times New Roman"/>
+          <w:i/>
+          <w:sz w:val="24"/>
+        </w:rPr>
+        <w:t xml:space="preserve"> </w:t>
+      </w:r>
+      <w:r>
+        <w:rPr>
+          <w:rFonts w:ascii="Times New Roman" w:hAnsi="Times New Roman"/>
+          <w:sz w:val="24"/>
           <w:u w:val="single"/>
         </w:rPr>
-      </w:pPr>
-      <w:r>
-        <w:rPr>
-          <w:rFonts w:ascii="Times New Roman" w:eastAsia="Times New Roman" w:hAnsi="Times New Roman" w:cs="Times New Roman"/>
-          <w:i/>
-          <w:color w:val="FF0000"/>
-          <w:sz w:val="24"/>
-          <w:szCs w:val="24"/>
+        <w:t>Від</w:t>
+      </w:r>
+      <w:r>
+        <w:rPr>
+          <w:rFonts w:ascii="Times New Roman" w:hAnsi="Times New Roman"/>
+          <w:sz w:val="24"/>
+          <w:u w:val="single"/>
+        </w:rPr>
+        <w:t xml:space="preserve"> </w:t>
+      </w:r>
+      <w:r>
+        <w:rPr>
+          <w:rFonts w:ascii="Times New Roman" w:hAnsi="Times New Roman"/>
+          <w:sz w:val="24"/>
+          <w:u w:val="single"/>
+        </w:rPr>
+        <w:t>ра́нньої</w:t>
+      </w:r>
+      <w:r>
+        <w:rPr>
+          <w:rFonts w:ascii="Times New Roman" w:hAnsi="Times New Roman"/>
+          <w:sz w:val="24"/>
+          <w:u w:val="single"/>
+        </w:rPr>
+        <w:t xml:space="preserve"> </w:t>
+      </w:r>
+      <w:r>
+        <w:rPr>
+          <w:rFonts w:ascii="Times New Roman" w:hAnsi="Times New Roman"/>
+          <w:sz w:val="24"/>
+          <w:u w:val="single"/>
+        </w:rPr>
+        <w:t>сторо́жі</w:t>
+      </w:r>
+      <w:r>
+        <w:rPr>
+          <w:rFonts w:ascii="Times New Roman" w:hAnsi="Times New Roman"/>
+          <w:sz w:val="24"/>
+          <w:u w:val="single"/>
+        </w:rPr>
+        <w:t xml:space="preserve"> </w:t>
+      </w:r>
+      <w:r>
+        <w:rPr>
+          <w:rFonts w:ascii="Times New Roman" w:hAnsi="Times New Roman"/>
+          <w:sz w:val="24"/>
+          <w:u w:val="single"/>
+        </w:rPr>
+        <w:t>до</w:t>
+      </w:r>
+      <w:r>
+        <w:rPr>
+          <w:rFonts w:ascii="Times New Roman" w:hAnsi="Times New Roman"/>
+          <w:sz w:val="24"/>
+          <w:u w:val="single"/>
+        </w:rPr>
+        <w:t xml:space="preserve"> </w:t>
+      </w:r>
+      <w:r>
+        <w:rPr>
+          <w:rFonts w:ascii="Times New Roman" w:hAnsi="Times New Roman"/>
+          <w:sz w:val="24"/>
+          <w:u w:val="single"/>
+        </w:rPr>
+        <w:t>но́чі</w:t>
+      </w:r>
+      <w:r>
+        <w:rPr>
+          <w:rFonts w:ascii="Times New Roman" w:hAnsi="Times New Roman"/>
+          <w:sz w:val="24"/>
+          <w:u w:val="single"/>
+        </w:rPr>
+        <w:t xml:space="preserve"> </w:t>
+      </w:r>
+      <w:r>
+        <w:rPr>
+          <w:rFonts w:ascii="Times New Roman" w:hAnsi="Times New Roman"/>
+          <w:sz w:val="24"/>
+          <w:u w:val="single"/>
+        </w:rPr>
+        <w:t>від</w:t>
+      </w:r>
+      <w:r>
+        <w:rPr>
+          <w:rFonts w:ascii="Times New Roman" w:hAnsi="Times New Roman"/>
+          <w:sz w:val="24"/>
+          <w:u w:val="single"/>
+        </w:rPr>
+        <w:t xml:space="preserve"> </w:t>
+      </w:r>
+      <w:r>
+        <w:rPr>
+          <w:rFonts w:ascii="Times New Roman" w:hAnsi="Times New Roman"/>
+          <w:sz w:val="24"/>
+          <w:u w:val="single"/>
+        </w:rPr>
+        <w:t>ра́нньої</w:t>
+      </w:r>
+      <w:r>
+        <w:rPr>
+          <w:rFonts w:ascii="Times New Roman" w:hAnsi="Times New Roman"/>
+          <w:sz w:val="24"/>
+          <w:u w:val="single"/>
+        </w:rPr>
+        <w:t xml:space="preserve"> </w:t>
+      </w:r>
+      <w:r>
+        <w:rPr>
+          <w:rFonts w:ascii="Times New Roman" w:hAnsi="Times New Roman"/>
+          <w:sz w:val="24"/>
+          <w:u w:val="single"/>
+        </w:rPr>
+        <w:t>сторо́жі*</w:t>
+      </w:r>
+      <w:r>
+        <w:rPr>
+          <w:rFonts w:ascii="Times New Roman" w:hAnsi="Times New Roman"/>
+          <w:sz w:val="24"/>
+          <w:u w:val="single"/>
+        </w:rPr>
+        <w:t xml:space="preserve"> </w:t>
+      </w:r>
+      <w:r>
+        <w:rPr>
+          <w:rFonts w:ascii="Times New Roman" w:hAnsi="Times New Roman"/>
+          <w:sz w:val="24"/>
+          <w:u w:val="single"/>
+        </w:rPr>
+        <w:t>неха́й</w:t>
+      </w:r>
+      <w:r>
+        <w:rPr>
+          <w:rFonts w:ascii="Times New Roman" w:hAnsi="Times New Roman"/>
+          <w:sz w:val="24"/>
+          <w:u w:val="single"/>
+        </w:rPr>
+        <w:t xml:space="preserve"> </w:t>
+      </w:r>
+      <w:r>
+        <w:rPr>
+          <w:rFonts w:ascii="Times New Roman" w:hAnsi="Times New Roman"/>
+          <w:sz w:val="24"/>
+          <w:u w:val="single"/>
+        </w:rPr>
+        <w:t>упова́є</w:t>
+      </w:r>
+      <w:r>
+        <w:rPr>
+          <w:rFonts w:ascii="Times New Roman" w:hAnsi="Times New Roman"/>
+          <w:sz w:val="24"/>
+          <w:u w:val="single"/>
+        </w:rPr>
+        <w:t xml:space="preserve"> </w:t>
+      </w:r>
+      <w:r>
+        <w:rPr>
+          <w:rFonts w:ascii="Times New Roman" w:hAnsi="Times New Roman"/>
+          <w:sz w:val="24"/>
+          <w:u w:val="single"/>
+        </w:rPr>
+        <w:t>Ізра́їль</w:t>
+      </w:r>
+      <w:r>
+        <w:rPr>
+          <w:rFonts w:ascii="Times New Roman" w:hAnsi="Times New Roman"/>
+          <w:sz w:val="24"/>
+          <w:u w:val="single"/>
+        </w:rPr>
+        <w:t xml:space="preserve"> </w:t>
+      </w:r>
+      <w:r>
+        <w:rPr>
+          <w:rFonts w:ascii="Times New Roman" w:hAnsi="Times New Roman"/>
+          <w:sz w:val="24"/>
+          <w:u w:val="single"/>
+        </w:rPr>
+        <w:t>на</w:t>
+      </w:r>
+      <w:r>
+        <w:rPr>
+          <w:rFonts w:ascii="Times New Roman" w:hAnsi="Times New Roman"/>
+          <w:sz w:val="24"/>
+          <w:u w:val="single"/>
+        </w:rPr>
+        <w:t xml:space="preserve"> </w:t>
+      </w:r>
+      <w:r>
+        <w:rPr>
+          <w:rFonts w:ascii="Times New Roman" w:hAnsi="Times New Roman"/>
+          <w:sz w:val="24"/>
+          <w:u w:val="single"/>
+        </w:rPr>
+        <w:t>Го́спода.</w:t>
+      </w:r>
+    </w:p>
+    <w:p>
+      <w:pPr>
+        <w:spacing w:after="120" w:line="240" w:lineRule="auto"/>
+        <w:jc w:val="both"/>
+        <w:rPr>
+          <w:rFonts w:ascii="Times New Roman" w:eastAsia="Times New Roman" w:hAnsi="Times New Roman" w:cs="Times New Roman"/>
+          <w:sz w:val="24"/>
+          <w:szCs w:val="24"/>
+        </w:rPr>
+      </w:pPr>
+      <w:r>
+        <w:rPr>
+          <w:rFonts w:ascii="Times New Roman" w:eastAsia="Times New Roman" w:hAnsi="Times New Roman" w:cs="Times New Roman"/>
+          <w:i/>
+          <w:color w:val="FF0000"/>
+          <w:sz w:val="24"/>
+          <w:szCs w:val="24"/>
+        </w:rPr>
+        <w:t>(г. 8):</w:t>
+      </w:r>
+      <w:r>
+        <w:rPr>
+          <w:rFonts w:ascii="Times New Roman" w:eastAsia="Gungsuh" w:hAnsi="Times New Roman" w:cs="Times New Roman"/>
+          <w:sz w:val="24"/>
+          <w:szCs w:val="24"/>
+        </w:rPr>
+        <w:t xml:space="preserve"> Спогадуючи, вірні, сьогодні пам'ять Праотців,* прославляймо Христа Визволителя,* що звеличив їх між усіма народами,* і Господа, що, як могутній Владика, наявно зробив преславні чудеса.* Через них він показав нам свою силу* – єдину, пренепорочну Божу Діву, Марію чисту, з якої виріс квіт − Христос,* що дав усім життя й невичерпну поживу, і вічне спасіння.</w:t>
+      </w:r>
+    </w:p>
+    <w:p>
+      <w:pPr>
+        <w:spacing w:after="120"/>
+        <w:jc w:val="both"/>
+      </w:pPr>
+      <w:r>
+        <w:rPr>
+          <w:rFonts w:ascii="Times New Roman" w:hAnsi="Times New Roman"/>
+          <w:i/>
+          <w:color w:val="FF0000"/>
+          <w:sz w:val="24"/>
         </w:rPr>
         <w:t>Стих:</w:t>
       </w:r>
       <w:r>
         <w:rPr>
-          <w:rFonts w:ascii="Times New Roman" w:eastAsia="Times New Roman" w:hAnsi="Times New Roman" w:cs="Times New Roman"/>
-          <w:i/>
-          <w:sz w:val="24"/>
-          <w:szCs w:val="24"/>
+          <w:rFonts w:ascii="Times New Roman" w:hAnsi="Times New Roman"/>
+          <w:i/>
+          <w:sz w:val="24"/>
         </w:rPr>
         <w:t xml:space="preserve"> </w:t>
       </w:r>
       <w:r>
         <w:rPr>
-          <w:rFonts w:ascii="Times New Roman" w:eastAsia="Times New Roman" w:hAnsi="Times New Roman" w:cs="Times New Roman"/>
-          <w:sz w:val="24"/>
-          <w:szCs w:val="24"/>
+          <w:rFonts w:ascii="Times New Roman" w:hAnsi="Times New Roman"/>
+          <w:sz w:val="24"/>
           <w:u w:val="single"/>
         </w:rPr>
-        <w:t>Від ранньої сторожі до ночі* від ранньої сторожі нехай уповає Ізраїль на Господа.</w:t>
-      </w:r>
-    </w:p>
-    <w:p>
-      <w:pPr>
-        <w:spacing w:after="120" w:line="240" w:lineRule="auto"/>
-        <w:jc w:val="both"/>
-        <w:rPr>
-          <w:rFonts w:ascii="Times New Roman" w:eastAsia="Times New Roman" w:hAnsi="Times New Roman" w:cs="Times New Roman"/>
-          <w:sz w:val="24"/>
-          <w:szCs w:val="24"/>
-        </w:rPr>
-      </w:pPr>
-      <w:r>
-        <w:rPr>
-          <w:rFonts w:ascii="Times New Roman" w:eastAsia="Times New Roman" w:hAnsi="Times New Roman" w:cs="Times New Roman"/>
-          <w:i/>
-          <w:color w:val="FF0000"/>
-          <w:sz w:val="24"/>
-          <w:szCs w:val="24"/>
-        </w:rPr>
-        <w:t>(г. 8):</w:t>
-      </w:r>
+        <w:t>Бо</w:t>
+      </w:r>
+      <w:r>
+        <w:rPr>
+          <w:rFonts w:ascii="Times New Roman" w:hAnsi="Times New Roman"/>
+          <w:sz w:val="24"/>
+          <w:u w:val="single"/>
+        </w:rPr>
+        <w:t xml:space="preserve"> </w:t>
+      </w:r>
+      <w:r>
+        <w:rPr>
+          <w:rFonts w:ascii="Times New Roman" w:hAnsi="Times New Roman"/>
+          <w:sz w:val="24"/>
+          <w:u w:val="single"/>
+        </w:rPr>
+        <w:t>в</w:t>
+      </w:r>
+      <w:r>
+        <w:rPr>
+          <w:rFonts w:ascii="Times New Roman" w:hAnsi="Times New Roman"/>
+          <w:sz w:val="24"/>
+          <w:u w:val="single"/>
+        </w:rPr>
+        <w:t xml:space="preserve"> </w:t>
+      </w:r>
+      <w:r>
+        <w:rPr>
+          <w:rFonts w:ascii="Times New Roman" w:hAnsi="Times New Roman"/>
+          <w:sz w:val="24"/>
+          <w:u w:val="single"/>
+        </w:rPr>
+        <w:t>Го́спода</w:t>
+      </w:r>
+      <w:r>
+        <w:rPr>
+          <w:rFonts w:ascii="Times New Roman" w:hAnsi="Times New Roman"/>
+          <w:sz w:val="24"/>
+          <w:u w:val="single"/>
+        </w:rPr>
+        <w:t xml:space="preserve"> </w:t>
+      </w:r>
+      <w:r>
+        <w:rPr>
+          <w:rFonts w:ascii="Times New Roman" w:hAnsi="Times New Roman"/>
+          <w:sz w:val="24"/>
+          <w:u w:val="single"/>
+        </w:rPr>
+        <w:t>ми́лість</w:t>
+      </w:r>
+      <w:r>
+        <w:rPr>
+          <w:rFonts w:ascii="Times New Roman" w:hAnsi="Times New Roman"/>
+          <w:sz w:val="24"/>
+          <w:u w:val="single"/>
+        </w:rPr>
+        <w:t xml:space="preserve"> </w:t>
+      </w:r>
+      <w:r>
+        <w:rPr>
+          <w:rFonts w:ascii="Times New Roman" w:hAnsi="Times New Roman"/>
+          <w:sz w:val="24"/>
+          <w:u w:val="single"/>
+        </w:rPr>
+        <w:t>і</w:t>
+      </w:r>
+      <w:r>
+        <w:rPr>
+          <w:rFonts w:ascii="Times New Roman" w:hAnsi="Times New Roman"/>
+          <w:sz w:val="24"/>
+          <w:u w:val="single"/>
+        </w:rPr>
+        <w:t xml:space="preserve"> </w:t>
+      </w:r>
+      <w:r>
+        <w:rPr>
+          <w:rFonts w:ascii="Times New Roman" w:hAnsi="Times New Roman"/>
+          <w:sz w:val="24"/>
+          <w:u w:val="single"/>
+        </w:rPr>
+        <w:t>відку́плення</w:t>
+      </w:r>
+      <w:r>
+        <w:rPr>
+          <w:rFonts w:ascii="Times New Roman" w:hAnsi="Times New Roman"/>
+          <w:sz w:val="24"/>
+          <w:u w:val="single"/>
+        </w:rPr>
+        <w:t xml:space="preserve"> </w:t>
+      </w:r>
+      <w:r>
+        <w:rPr>
+          <w:rFonts w:ascii="Times New Roman" w:hAnsi="Times New Roman"/>
+          <w:sz w:val="24"/>
+          <w:u w:val="single"/>
+        </w:rPr>
+        <w:t>вели́ке</w:t>
+      </w:r>
+      <w:r>
+        <w:rPr>
+          <w:rFonts w:ascii="Times New Roman" w:hAnsi="Times New Roman"/>
+          <w:sz w:val="24"/>
+          <w:u w:val="single"/>
+        </w:rPr>
+        <w:t xml:space="preserve"> </w:t>
+      </w:r>
+      <w:r>
+        <w:rPr>
+          <w:rFonts w:ascii="Times New Roman" w:hAnsi="Times New Roman"/>
+          <w:sz w:val="24"/>
+          <w:u w:val="single"/>
+        </w:rPr>
+        <w:t>в</w:t>
+      </w:r>
+      <w:r>
+        <w:rPr>
+          <w:rFonts w:ascii="Times New Roman" w:hAnsi="Times New Roman"/>
+          <w:sz w:val="24"/>
+          <w:u w:val="single"/>
+        </w:rPr>
+        <w:t xml:space="preserve"> </w:t>
+      </w:r>
+      <w:r>
+        <w:rPr>
+          <w:rFonts w:ascii="Times New Roman" w:hAnsi="Times New Roman"/>
+          <w:sz w:val="24"/>
+          <w:u w:val="single"/>
+        </w:rPr>
+        <w:t>Ньо́го;*</w:t>
+      </w:r>
+      <w:r>
+        <w:rPr>
+          <w:rFonts w:ascii="Times New Roman" w:hAnsi="Times New Roman"/>
+          <w:sz w:val="24"/>
+          <w:u w:val="single"/>
+        </w:rPr>
+        <w:t xml:space="preserve"> </w:t>
+      </w:r>
+      <w:r>
+        <w:rPr>
+          <w:rFonts w:ascii="Times New Roman" w:hAnsi="Times New Roman"/>
+          <w:sz w:val="24"/>
+          <w:u w:val="single"/>
+        </w:rPr>
+        <w:t>Він</w:t>
+      </w:r>
+      <w:r>
+        <w:rPr>
+          <w:rFonts w:ascii="Times New Roman" w:hAnsi="Times New Roman"/>
+          <w:sz w:val="24"/>
+          <w:u w:val="single"/>
+        </w:rPr>
+        <w:t xml:space="preserve"> </w:t>
+      </w:r>
+      <w:r>
+        <w:rPr>
+          <w:rFonts w:ascii="Times New Roman" w:hAnsi="Times New Roman"/>
+          <w:sz w:val="24"/>
+          <w:u w:val="single"/>
+        </w:rPr>
+        <w:t>ви́зволить</w:t>
+      </w:r>
+      <w:r>
+        <w:rPr>
+          <w:rFonts w:ascii="Times New Roman" w:hAnsi="Times New Roman"/>
+          <w:sz w:val="24"/>
+          <w:u w:val="single"/>
+        </w:rPr>
+        <w:t xml:space="preserve"> </w:t>
+      </w:r>
+      <w:r>
+        <w:rPr>
+          <w:rFonts w:ascii="Times New Roman" w:hAnsi="Times New Roman"/>
+          <w:sz w:val="24"/>
+          <w:u w:val="single"/>
+        </w:rPr>
+        <w:t>Ізра́їля</w:t>
+      </w:r>
+      <w:r>
+        <w:rPr>
+          <w:rFonts w:ascii="Times New Roman" w:hAnsi="Times New Roman"/>
+          <w:sz w:val="24"/>
+          <w:u w:val="single"/>
+        </w:rPr>
+        <w:t xml:space="preserve"> </w:t>
+      </w:r>
+      <w:r>
+        <w:rPr>
+          <w:rFonts w:ascii="Times New Roman" w:hAnsi="Times New Roman"/>
+          <w:sz w:val="24"/>
+          <w:u w:val="single"/>
+        </w:rPr>
+        <w:t>від</w:t>
+      </w:r>
+      <w:r>
+        <w:rPr>
+          <w:rFonts w:ascii="Times New Roman" w:hAnsi="Times New Roman"/>
+          <w:sz w:val="24"/>
+          <w:u w:val="single"/>
+        </w:rPr>
+        <w:t xml:space="preserve"> </w:t>
+      </w:r>
+      <w:r>
+        <w:rPr>
+          <w:rFonts w:ascii="Times New Roman" w:hAnsi="Times New Roman"/>
+          <w:sz w:val="24"/>
+          <w:u w:val="single"/>
+        </w:rPr>
+        <w:t>усьо́го</w:t>
+      </w:r>
+      <w:r>
+        <w:rPr>
+          <w:rFonts w:ascii="Times New Roman" w:hAnsi="Times New Roman"/>
+          <w:sz w:val="24"/>
+          <w:u w:val="single"/>
+        </w:rPr>
+        <w:t xml:space="preserve"> </w:t>
+      </w:r>
+      <w:r>
+        <w:rPr>
+          <w:rFonts w:ascii="Times New Roman" w:hAnsi="Times New Roman"/>
+          <w:sz w:val="24"/>
+          <w:u w:val="single"/>
+        </w:rPr>
+        <w:t>беззако́ння</w:t>
+      </w:r>
+      <w:r>
+        <w:rPr>
+          <w:rFonts w:ascii="Times New Roman" w:hAnsi="Times New Roman"/>
+          <w:sz w:val="24"/>
+          <w:u w:val="single"/>
+        </w:rPr>
+        <w:t xml:space="preserve"> </w:t>
+      </w:r>
+      <w:r>
+        <w:rPr>
+          <w:rFonts w:ascii="Times New Roman" w:hAnsi="Times New Roman"/>
+          <w:sz w:val="24"/>
+          <w:u w:val="single"/>
+        </w:rPr>
+        <w:t>його́.</w:t>
+      </w:r>
+    </w:p>
+    <w:p>
+      <w:pPr>
+        <w:spacing w:after="120" w:line="240" w:lineRule="auto"/>
+        <w:jc w:val="both"/>
+        <w:rPr>
+          <w:rFonts w:ascii="Times New Roman" w:eastAsia="Times New Roman" w:hAnsi="Times New Roman" w:cs="Times New Roman"/>
+          <w:sz w:val="24"/>
+          <w:szCs w:val="24"/>
+        </w:rPr>
+      </w:pPr>
       <w:r>
         <w:rPr>
           <w:rFonts w:ascii="Times New Roman" w:eastAsia="Gungsuh" w:hAnsi="Times New Roman" w:cs="Times New Roman"/>
           <w:sz w:val="24"/>
           <w:szCs w:val="24"/>
         </w:rPr>
-        <w:t xml:space="preserve"> Спогадуючи, вірні, сьогодні пам'ять Праотців,* прославляймо Христа Визволителя,* що звеличив їх між усіма народами,* і Господа, що, як могутній Владика, наявно зробив преславні чудеса.* Через них він показав нам свою силу* – єдину, пренепорочну Божу Діву, Марію чисту, з якої виріс квіт − Христос,* що дав усім життя й невичерпну поживу, і вічне спасіння.</w:t>
-      </w:r>
-    </w:p>
-    <w:p>
-      <w:pPr>
-        <w:spacing w:after="120" w:line="240" w:lineRule="auto"/>
-        <w:jc w:val="both"/>
-        <w:rPr>
-          <w:rFonts w:ascii="Times New Roman" w:eastAsia="Times New Roman" w:hAnsi="Times New Roman" w:cs="Times New Roman"/>
-          <w:sz w:val="24"/>
-          <w:szCs w:val="24"/>
+        <w:t>Спогадуючи, вірні, сьогодні пам'ять Праотців,* прославляймо Христа Визволителя,* що звеличив їх між усіма народами,* і Господа, що, як могутній Владика, наявно зробив преславні чудеса.* Через них він показав нам свою силу* – єдину, пренепорочну Божу Діву, Марію чисту, з якої виріс квіт − Христос,* що дав усім життя й невичерпну поживу, і вічне спасіння.</w:t>
+      </w:r>
+    </w:p>
+    <w:p>
+      <w:pPr>
+        <w:spacing w:after="120" w:line="240" w:lineRule="auto"/>
+        <w:jc w:val="center"/>
+        <w:rPr>
+          <w:rFonts w:ascii="Times New Roman" w:eastAsia="Times New Roman" w:hAnsi="Times New Roman" w:cs="Times New Roman"/>
+          <w:b/>
+          <w:i/>
+          <w:color w:val="FF0000"/>
+          <w:sz w:val="24"/>
+          <w:szCs w:val="24"/>
+        </w:rPr>
+      </w:pPr>
+      <w:r>
+        <w:rPr>
+          <w:rFonts w:ascii="Times New Roman" w:eastAsia="Times New Roman" w:hAnsi="Times New Roman" w:cs="Times New Roman"/>
+          <w:b/>
+          <w:i/>
+          <w:color w:val="FF0000"/>
+          <w:sz w:val="24"/>
+          <w:szCs w:val="24"/>
+        </w:rPr>
+        <w:t>Псалом 116</w:t>
+      </w:r>
+    </w:p>
+    <w:p>
+      <w:pPr>
+        <w:spacing w:after="120"/>
+        <w:jc w:val="both"/>
+      </w:pPr>
+      <w:r>
+        <w:rPr>
+          <w:rFonts w:ascii="Times New Roman" w:hAnsi="Times New Roman"/>
+          <w:i/>
+          <w:color w:val="FF0000"/>
+          <w:sz w:val="24"/>
+        </w:rPr>
+        <w:t>Стих:</w:t>
+      </w:r>
+      <w:r>
+        <w:rPr>
+          <w:rFonts w:ascii="Times New Roman" w:hAnsi="Times New Roman"/>
+          <w:i/>
+          <w:sz w:val="24"/>
+        </w:rPr>
+        <w:t xml:space="preserve"> </w:t>
+      </w:r>
+      <w:r>
+        <w:rPr>
+          <w:rFonts w:ascii="Times New Roman" w:hAnsi="Times New Roman"/>
+          <w:sz w:val="24"/>
           <w:u w:val="single"/>
         </w:rPr>
-      </w:pPr>
-      <w:r>
-        <w:rPr>
-          <w:rFonts w:ascii="Times New Roman" w:eastAsia="Times New Roman" w:hAnsi="Times New Roman" w:cs="Times New Roman"/>
-          <w:i/>
-          <w:color w:val="FF0000"/>
-          <w:sz w:val="24"/>
-          <w:szCs w:val="24"/>
-        </w:rPr>
-        <w:t xml:space="preserve">Стих: </w:t>
-      </w:r>
-      <w:r>
-        <w:rPr>
-          <w:rFonts w:ascii="Times New Roman" w:eastAsia="Times New Roman" w:hAnsi="Times New Roman" w:cs="Times New Roman"/>
-          <w:sz w:val="24"/>
-          <w:szCs w:val="24"/>
+        <w:t>Хвалі́те</w:t>
+      </w:r>
+      <w:r>
+        <w:rPr>
+          <w:rFonts w:ascii="Times New Roman" w:hAnsi="Times New Roman"/>
+          <w:sz w:val="24"/>
           <w:u w:val="single"/>
         </w:rPr>
-        <w:t>Бо в Господа милість і відкуплення велике в нього;* він визволить Ізраїля від усього беззаконня його.</w:t>
-      </w:r>
-    </w:p>
-    <w:p>
-      <w:pPr>
-        <w:spacing w:after="120" w:line="240" w:lineRule="auto"/>
-        <w:jc w:val="both"/>
-        <w:rPr>
-          <w:rFonts w:ascii="Times New Roman" w:eastAsia="Times New Roman" w:hAnsi="Times New Roman" w:cs="Times New Roman"/>
-          <w:sz w:val="24"/>
-          <w:szCs w:val="24"/>
-        </w:rPr>
-      </w:pPr>
-      <w:r>
-        <w:rPr>
-          <w:rFonts w:ascii="Times New Roman" w:eastAsia="Gungsuh" w:hAnsi="Times New Roman" w:cs="Times New Roman"/>
-          <w:sz w:val="24"/>
-          <w:szCs w:val="24"/>
-        </w:rPr>
-        <w:t>Спогадуючи, вірні, сьогодні пам'ять Праотців,* прославляймо Христа Визволителя,* що звеличив їх між усіма народами,* і Господа, що, як могутній Владика, наявно зробив преславні чудеса.* Через них він показав нам свою силу* – єдину, пренепорочну Божу Діву, Марію чисту, з якої виріс квіт − Христос,* що дав усім життя й невичерпну поживу, і вічне спасіння.</w:t>
-      </w:r>
-    </w:p>
-    <w:p>
-      <w:pPr>
-        <w:spacing w:after="120" w:line="240" w:lineRule="auto"/>
-        <w:jc w:val="center"/>
-        <w:rPr>
-          <w:rFonts w:ascii="Times New Roman" w:eastAsia="Times New Roman" w:hAnsi="Times New Roman" w:cs="Times New Roman"/>
-          <w:b/>
-          <w:i/>
-          <w:color w:val="FF0000"/>
-          <w:sz w:val="24"/>
-          <w:szCs w:val="24"/>
-        </w:rPr>
-      </w:pPr>
-      <w:r>
-        <w:rPr>
-          <w:rFonts w:ascii="Times New Roman" w:eastAsia="Times New Roman" w:hAnsi="Times New Roman" w:cs="Times New Roman"/>
-          <w:b/>
-          <w:i/>
-          <w:color w:val="FF0000"/>
-          <w:sz w:val="24"/>
-          <w:szCs w:val="24"/>
-        </w:rPr>
-        <w:t>Псалом 116</w:t>
-      </w:r>
-    </w:p>
-    <w:p>
-      <w:pPr>
-        <w:spacing w:after="120" w:line="240" w:lineRule="auto"/>
-        <w:jc w:val="both"/>
-        <w:rPr>
-          <w:rFonts w:ascii="Times New Roman" w:eastAsia="Times New Roman" w:hAnsi="Times New Roman" w:cs="Times New Roman"/>
-          <w:sz w:val="24"/>
-          <w:szCs w:val="24"/>
+        <w:t xml:space="preserve"> </w:t>
+      </w:r>
+      <w:r>
+        <w:rPr>
+          <w:rFonts w:ascii="Times New Roman" w:hAnsi="Times New Roman"/>
+          <w:sz w:val="24"/>
           <w:u w:val="single"/>
         </w:rPr>
-      </w:pPr>
-      <w:r>
-        <w:rPr>
-          <w:rFonts w:ascii="Times New Roman" w:eastAsia="Times New Roman" w:hAnsi="Times New Roman" w:cs="Times New Roman"/>
-          <w:i/>
-          <w:color w:val="FF0000"/>
-          <w:sz w:val="24"/>
-          <w:szCs w:val="24"/>
+        <w:t>Го́спода</w:t>
+      </w:r>
+      <w:r>
+        <w:rPr>
+          <w:rFonts w:ascii="Times New Roman" w:hAnsi="Times New Roman"/>
+          <w:sz w:val="24"/>
+          <w:u w:val="single"/>
+        </w:rPr>
+        <w:t xml:space="preserve"> </w:t>
+      </w:r>
+      <w:r>
+        <w:rPr>
+          <w:rFonts w:ascii="Times New Roman" w:hAnsi="Times New Roman"/>
+          <w:sz w:val="24"/>
+          <w:u w:val="single"/>
+        </w:rPr>
+        <w:t>всі</w:t>
+      </w:r>
+      <w:r>
+        <w:rPr>
+          <w:rFonts w:ascii="Times New Roman" w:hAnsi="Times New Roman"/>
+          <w:sz w:val="24"/>
+          <w:u w:val="single"/>
+        </w:rPr>
+        <w:t xml:space="preserve"> </w:t>
+      </w:r>
+      <w:r>
+        <w:rPr>
+          <w:rFonts w:ascii="Times New Roman" w:hAnsi="Times New Roman"/>
+          <w:sz w:val="24"/>
+          <w:u w:val="single"/>
+        </w:rPr>
+        <w:t>наро́ди!*</w:t>
+      </w:r>
+      <w:r>
+        <w:rPr>
+          <w:rFonts w:ascii="Times New Roman" w:hAnsi="Times New Roman"/>
+          <w:sz w:val="24"/>
+          <w:u w:val="single"/>
+        </w:rPr>
+        <w:t xml:space="preserve"> </w:t>
+      </w:r>
+      <w:r>
+        <w:rPr>
+          <w:rFonts w:ascii="Times New Roman" w:hAnsi="Times New Roman"/>
+          <w:sz w:val="24"/>
+          <w:u w:val="single"/>
+        </w:rPr>
+        <w:t>Прославля́йте</w:t>
+      </w:r>
+      <w:r>
+        <w:rPr>
+          <w:rFonts w:ascii="Times New Roman" w:hAnsi="Times New Roman"/>
+          <w:sz w:val="24"/>
+          <w:u w:val="single"/>
+        </w:rPr>
+        <w:t xml:space="preserve"> </w:t>
+      </w:r>
+      <w:r>
+        <w:rPr>
+          <w:rFonts w:ascii="Times New Roman" w:hAnsi="Times New Roman"/>
+          <w:sz w:val="24"/>
+          <w:u w:val="single"/>
+        </w:rPr>
+        <w:t>Його́</w:t>
+      </w:r>
+      <w:r>
+        <w:rPr>
+          <w:rFonts w:ascii="Times New Roman" w:hAnsi="Times New Roman"/>
+          <w:sz w:val="24"/>
+          <w:u w:val="single"/>
+        </w:rPr>
+        <w:t xml:space="preserve"> </w:t>
+      </w:r>
+      <w:r>
+        <w:rPr>
+          <w:rFonts w:ascii="Times New Roman" w:hAnsi="Times New Roman"/>
+          <w:sz w:val="24"/>
+          <w:u w:val="single"/>
+        </w:rPr>
+        <w:t>всі</w:t>
+      </w:r>
+      <w:r>
+        <w:rPr>
+          <w:rFonts w:ascii="Times New Roman" w:hAnsi="Times New Roman"/>
+          <w:sz w:val="24"/>
+          <w:u w:val="single"/>
+        </w:rPr>
+        <w:t xml:space="preserve"> </w:t>
+      </w:r>
+      <w:r>
+        <w:rPr>
+          <w:rFonts w:ascii="Times New Roman" w:hAnsi="Times New Roman"/>
+          <w:sz w:val="24"/>
+          <w:u w:val="single"/>
+        </w:rPr>
+        <w:t>лю́ди!</w:t>
+      </w:r>
+    </w:p>
+    <w:p>
+      <w:pPr>
+        <w:spacing w:after="120" w:line="240" w:lineRule="auto"/>
+        <w:jc w:val="both"/>
+        <w:rPr>
+          <w:rFonts w:ascii="Times New Roman" w:eastAsia="Times New Roman" w:hAnsi="Times New Roman" w:cs="Times New Roman"/>
+          <w:sz w:val="24"/>
+          <w:szCs w:val="24"/>
+        </w:rPr>
+      </w:pPr>
+      <w:r>
+        <w:rPr>
+          <w:rFonts w:ascii="Times New Roman" w:eastAsia="Times New Roman" w:hAnsi="Times New Roman" w:cs="Times New Roman"/>
+          <w:sz w:val="24"/>
+          <w:szCs w:val="24"/>
+        </w:rPr>
+        <w:t>По всіх краях світу поширилась пам'ять Праотців,* сповнена істинним світлом й опромінена зорями благодаті.* Бо Христос, як промінне Сонце, засіяв з висоти* і здалеку веде з собою ясне сузір’я, яке він засвітив.* Наближається Різдво Богочоловіка у Вифлеємі,* тож вірою ликуймо, побожно оплескуючи його народження,* як хвалу передсвяткову.</w:t>
+      </w:r>
+    </w:p>
+    <w:p>
+      <w:pPr>
+        <w:spacing w:after="120"/>
+        <w:jc w:val="both"/>
+      </w:pPr>
+      <w:r>
+        <w:rPr>
+          <w:rFonts w:ascii="Times New Roman" w:hAnsi="Times New Roman"/>
+          <w:i/>
+          <w:color w:val="FF0000"/>
+          <w:sz w:val="24"/>
         </w:rPr>
         <w:t>Стих:</w:t>
       </w:r>
       <w:r>
         <w:rPr>
-          <w:rFonts w:ascii="Times New Roman" w:eastAsia="Times New Roman" w:hAnsi="Times New Roman" w:cs="Times New Roman"/>
-          <w:i/>
-          <w:sz w:val="24"/>
-          <w:szCs w:val="24"/>
+          <w:rFonts w:ascii="Times New Roman" w:hAnsi="Times New Roman"/>
+          <w:i/>
+          <w:sz w:val="24"/>
         </w:rPr>
         <w:t xml:space="preserve"> </w:t>
       </w:r>
       <w:r>
         <w:rPr>
-          <w:rFonts w:ascii="Times New Roman" w:eastAsia="Times New Roman" w:hAnsi="Times New Roman" w:cs="Times New Roman"/>
-          <w:sz w:val="24"/>
-          <w:szCs w:val="24"/>
+          <w:rFonts w:ascii="Times New Roman" w:hAnsi="Times New Roman"/>
+          <w:sz w:val="24"/>
           <w:u w:val="single"/>
         </w:rPr>
-        <w:t>Хваліте Господа всі народи!* Прославляйте його всі люди!</w:t>
-      </w:r>
-    </w:p>
-    <w:p>
-      <w:pPr>
-        <w:spacing w:after="120" w:line="240" w:lineRule="auto"/>
-        <w:jc w:val="both"/>
-        <w:rPr>
-          <w:rFonts w:ascii="Times New Roman" w:eastAsia="Times New Roman" w:hAnsi="Times New Roman" w:cs="Times New Roman"/>
-          <w:sz w:val="24"/>
-          <w:szCs w:val="24"/>
-        </w:rPr>
-      </w:pPr>
-      <w:r>
-        <w:rPr>
-          <w:rFonts w:ascii="Times New Roman" w:eastAsia="Times New Roman" w:hAnsi="Times New Roman" w:cs="Times New Roman"/>
-          <w:sz w:val="24"/>
-          <w:szCs w:val="24"/>
-        </w:rPr>
-        <w:t>По всіх краях світу поширилась пам'ять Праотців,* сповнена істинним світлом й опромінена зорями благодаті.* Бо Христос, як промінне Сонце, засіяв з висоти* і здалеку веде з собою ясне сузір’я, яке він засвітив.* Наближається Різдво Богочоловіка у Вифлеємі,* тож вірою ликуймо, побожно оплескуючи його народження,* як хвалу передсвяткову.</w:t>
-      </w:r>
-    </w:p>
-    <w:p>
-      <w:pPr>
-        <w:spacing w:after="120" w:line="240" w:lineRule="auto"/>
-        <w:jc w:val="both"/>
-        <w:rPr>
-          <w:rFonts w:ascii="Times New Roman" w:eastAsia="Times New Roman" w:hAnsi="Times New Roman" w:cs="Times New Roman"/>
-          <w:sz w:val="24"/>
-          <w:szCs w:val="24"/>
-        </w:rPr>
-      </w:pPr>
-      <w:r>
-        <w:rPr>
-          <w:rFonts w:ascii="Times New Roman" w:eastAsia="Times New Roman" w:hAnsi="Times New Roman" w:cs="Times New Roman"/>
-          <w:i/>
-          <w:color w:val="FF0000"/>
-          <w:sz w:val="24"/>
-          <w:szCs w:val="24"/>
-        </w:rPr>
-        <w:t xml:space="preserve">Стих: </w:t>
-      </w:r>
-      <w:r>
-        <w:rPr>
-          <w:rFonts w:ascii="Times New Roman" w:eastAsia="Times New Roman" w:hAnsi="Times New Roman" w:cs="Times New Roman"/>
-          <w:sz w:val="24"/>
-          <w:szCs w:val="24"/>
+        <w:t>Вели́ке</w:t>
+      </w:r>
+      <w:r>
+        <w:rPr>
+          <w:rFonts w:ascii="Times New Roman" w:hAnsi="Times New Roman"/>
+          <w:sz w:val="24"/>
           <w:u w:val="single"/>
         </w:rPr>
-        <w:t>Велике бо до нас його милосердя, і вірність Господа повіки.</w:t>
+        <w:t xml:space="preserve"> </w:t>
+      </w:r>
+      <w:r>
+        <w:rPr>
+          <w:rFonts w:ascii="Times New Roman" w:hAnsi="Times New Roman"/>
+          <w:sz w:val="24"/>
+          <w:u w:val="single"/>
+        </w:rPr>
+        <w:t>бо</w:t>
+      </w:r>
+      <w:r>
+        <w:rPr>
+          <w:rFonts w:ascii="Times New Roman" w:hAnsi="Times New Roman"/>
+          <w:sz w:val="24"/>
+          <w:u w:val="single"/>
+        </w:rPr>
+        <w:t xml:space="preserve"> </w:t>
+      </w:r>
+      <w:r>
+        <w:rPr>
+          <w:rFonts w:ascii="Times New Roman" w:hAnsi="Times New Roman"/>
+          <w:sz w:val="24"/>
+          <w:u w:val="single"/>
+        </w:rPr>
+        <w:t>до</w:t>
+      </w:r>
+      <w:r>
+        <w:rPr>
+          <w:rFonts w:ascii="Times New Roman" w:hAnsi="Times New Roman"/>
+          <w:sz w:val="24"/>
+          <w:u w:val="single"/>
+        </w:rPr>
+        <w:t xml:space="preserve"> </w:t>
+      </w:r>
+      <w:r>
+        <w:rPr>
+          <w:rFonts w:ascii="Times New Roman" w:hAnsi="Times New Roman"/>
+          <w:sz w:val="24"/>
+          <w:u w:val="single"/>
+        </w:rPr>
+        <w:t>нас</w:t>
+      </w:r>
+      <w:r>
+        <w:rPr>
+          <w:rFonts w:ascii="Times New Roman" w:hAnsi="Times New Roman"/>
+          <w:sz w:val="24"/>
+          <w:u w:val="single"/>
+        </w:rPr>
+        <w:t xml:space="preserve"> </w:t>
+      </w:r>
+      <w:r>
+        <w:rPr>
+          <w:rFonts w:ascii="Times New Roman" w:hAnsi="Times New Roman"/>
+          <w:sz w:val="24"/>
+          <w:u w:val="single"/>
+        </w:rPr>
+        <w:t>Його́</w:t>
+      </w:r>
+      <w:r>
+        <w:rPr>
+          <w:rFonts w:ascii="Times New Roman" w:hAnsi="Times New Roman"/>
+          <w:sz w:val="24"/>
+          <w:u w:val="single"/>
+        </w:rPr>
+        <w:t xml:space="preserve"> </w:t>
+      </w:r>
+      <w:r>
+        <w:rPr>
+          <w:rFonts w:ascii="Times New Roman" w:hAnsi="Times New Roman"/>
+          <w:sz w:val="24"/>
+          <w:u w:val="single"/>
+        </w:rPr>
+        <w:t>милосе́рдя,*</w:t>
+      </w:r>
+      <w:r>
+        <w:rPr>
+          <w:rFonts w:ascii="Times New Roman" w:hAnsi="Times New Roman"/>
+          <w:sz w:val="24"/>
+          <w:u w:val="single"/>
+        </w:rPr>
+        <w:t xml:space="preserve"> </w:t>
+      </w:r>
+      <w:r>
+        <w:rPr>
+          <w:rFonts w:ascii="Times New Roman" w:hAnsi="Times New Roman"/>
+          <w:sz w:val="24"/>
+          <w:u w:val="single"/>
+        </w:rPr>
+        <w:t>і</w:t>
+      </w:r>
+      <w:r>
+        <w:rPr>
+          <w:rFonts w:ascii="Times New Roman" w:hAnsi="Times New Roman"/>
+          <w:sz w:val="24"/>
+          <w:u w:val="single"/>
+        </w:rPr>
+        <w:t xml:space="preserve"> </w:t>
+      </w:r>
+      <w:r>
+        <w:rPr>
+          <w:rFonts w:ascii="Times New Roman" w:hAnsi="Times New Roman"/>
+          <w:sz w:val="24"/>
+          <w:u w:val="single"/>
+        </w:rPr>
+        <w:t>ві́рність</w:t>
+      </w:r>
+      <w:r>
+        <w:rPr>
+          <w:rFonts w:ascii="Times New Roman" w:hAnsi="Times New Roman"/>
+          <w:sz w:val="24"/>
+          <w:u w:val="single"/>
+        </w:rPr>
+        <w:t xml:space="preserve"> </w:t>
+      </w:r>
+      <w:r>
+        <w:rPr>
+          <w:rFonts w:ascii="Times New Roman" w:hAnsi="Times New Roman"/>
+          <w:sz w:val="24"/>
+          <w:u w:val="single"/>
+        </w:rPr>
+        <w:t>Го́спода</w:t>
+      </w:r>
+      <w:r>
+        <w:rPr>
+          <w:rFonts w:ascii="Times New Roman" w:hAnsi="Times New Roman"/>
+          <w:sz w:val="24"/>
+          <w:u w:val="single"/>
+        </w:rPr>
+        <w:t xml:space="preserve"> </w:t>
+      </w:r>
+      <w:r>
+        <w:rPr>
+          <w:rFonts w:ascii="Times New Roman" w:hAnsi="Times New Roman"/>
+          <w:sz w:val="24"/>
+          <w:u w:val="single"/>
+        </w:rPr>
+        <w:t>пові́ки.</w:t>
       </w:r>
     </w:p>
     <w:p>
@@ -4049,7 +5703,7 @@
           <w:sz w:val="24"/>
           <w:szCs w:val="24"/>
         </w:rPr>
-        <w:t>(г. 6):</w:t>
+        <w:t>(г. 6):</w:t>
       </w:r>
       <w:r>
         <w:rPr>
@@ -6429,7 +8083,7 @@
           <w:sz w:val="24"/>
           <w:szCs w:val="24"/>
         </w:rPr>
-        <w:t>(г. 3):</w:t>
+        <w:t>(г. 3):</w:t>
       </w:r>
       <w:r>
         <w:rPr>
@@ -14200,7 +15854,7 @@
           <w:sz w:val="24"/>
           <w:szCs w:val="24"/>
         </w:rPr>
-        <w:t>(3 р.)</w:t>
+        <w:t>(3 р.)</w:t>
       </w:r>
       <w:r>
         <w:rPr>
@@ -15352,7 +17006,7 @@
           <w:sz w:val="24"/>
           <w:szCs w:val="24"/>
         </w:rPr>
-        <w:t>Ірмос 1</w:t>
+        <w:t>Ірмос 1</w:t>
       </w:r>
       <w:r>
         <w:rPr>
@@ -15586,8 +17240,7 @@
           <w:sz w:val="24"/>
           <w:szCs w:val="24"/>
         </w:rPr>
-        <w:lastRenderedPageBreak/>
-        <w:t>Ірмос 3</w:t>
+        <w:t>Ірмос 3</w:t>
       </w:r>
       <w:r>
         <w:rPr>
@@ -16111,8 +17764,7 @@
           <w:sz w:val="24"/>
           <w:szCs w:val="24"/>
         </w:rPr>
-        <w:lastRenderedPageBreak/>
-        <w:t>Ірмос 4</w:t>
+        <w:t>Ірмос 4</w:t>
       </w:r>
       <w:r>
         <w:rPr>
@@ -16339,7 +17991,7 @@
           <w:sz w:val="24"/>
           <w:szCs w:val="24"/>
         </w:rPr>
-        <w:t>Ірмос 5</w:t>
+        <w:t>Ірмос 5</w:t>
       </w:r>
       <w:r>
         <w:rPr>
@@ -16566,7 +18218,7 @@
           <w:sz w:val="24"/>
           <w:szCs w:val="24"/>
         </w:rPr>
-        <w:t>Ірмос 6</w:t>
+        <w:t>Ірмос 6</w:t>
       </w:r>
       <w:r>
         <w:rPr>
@@ -17104,7 +18756,7 @@
           <w:sz w:val="24"/>
           <w:szCs w:val="24"/>
         </w:rPr>
-        <w:t>Ірмос 7</w:t>
+        <w:t>Ірмос 7</w:t>
       </w:r>
       <w:r>
         <w:rPr>
@@ -17341,7 +18993,7 @@
           <w:sz w:val="24"/>
           <w:szCs w:val="24"/>
         </w:rPr>
-        <w:t>Ірмос 8</w:t>
+        <w:t>Ірмос 8</w:t>
       </w:r>
       <w:r>
         <w:rPr>
@@ -17805,7 +19457,7 @@
           <w:sz w:val="24"/>
           <w:szCs w:val="24"/>
         </w:rPr>
-        <w:t>Ірмос (г. 1):</w:t>
+        <w:t>Ірмос (г. 1):</w:t>
       </w:r>
       <w:r>
         <w:rPr>
@@ -19356,7 +21008,7 @@
           <w:sz w:val="24"/>
           <w:szCs w:val="24"/>
         </w:rPr>
-        <w:t>(г. 8):</w:t>
+        <w:t>(г. 8):</w:t>
       </w:r>
       <w:r>
         <w:rPr>
@@ -19484,7 +21136,7 @@
           <w:sz w:val="24"/>
           <w:szCs w:val="24"/>
         </w:rPr>
-        <w:t>(г. 3):</w:t>
+        <w:t>(г. 3):</w:t>
       </w:r>
       <w:r>
         <w:rPr>
@@ -19543,7 +21195,7 @@
           <w:sz w:val="24"/>
           <w:szCs w:val="24"/>
         </w:rPr>
-        <w:t>(г. 7):</w:t>
+        <w:t>(г. 7):</w:t>
       </w:r>
       <w:r>
         <w:rPr>
@@ -19589,7 +21241,7 @@
           <w:sz w:val="24"/>
           <w:szCs w:val="24"/>
         </w:rPr>
-        <w:t>(г. 7):</w:t>
+        <w:t>(г. 7):</w:t>
       </w:r>
       <w:r>
         <w:rPr>
